--- a/06-学生侧材料/讲义/2026-06-23-卤族元素.docx
+++ b/06-学生侧材料/讲义/2026-06-23-卤族元素.docx
@@ -2,7 +2,7 @@
 <file path=word/document.xml><?xml version="1.0" encoding="utf-8"?>
 <w:document xmlns:w="http://schemas.openxmlformats.org/wordprocessingml/2006/main" xmlns:m="http://schemas.openxmlformats.org/officeDocument/2006/math" xmlns:r="http://schemas.openxmlformats.org/officeDocument/2006/relationships" xmlns:o="urn:schemas-microsoft-com:office:office" xmlns:v="urn:schemas-microsoft-com:vml" xmlns:w10="urn:schemas-microsoft-com:office:word" xmlns:a="http://schemas.openxmlformats.org/drawingml/2006/main" xmlns:pic="http://schemas.openxmlformats.org/drawingml/2006/picture" xmlns:wp="http://schemas.openxmlformats.org/drawingml/2006/wordprocessingDrawing">
   <w:body>
-    <w:bookmarkStart w:id="49" w:name="卤族元素"/>
+    <w:bookmarkStart w:id="64" w:name="卤族元素"/>
     <w:p>
       <w:pPr>
         <w:pStyle w:val="Heading1"/>
@@ -249,7 +249,7 @@
       </w:r>
     </w:p>
     <w:bookmarkEnd w:id="9"/>
-    <w:bookmarkStart w:id="12" w:name="一卤素通性与制备"/>
+    <w:bookmarkStart w:id="18" w:name="一卤素通性与制备"/>
     <w:p>
       <w:pPr>
         <w:pStyle w:val="Heading2"/>
@@ -261,7 +261,7 @@
         <w:t xml:space="preserve">一、卤素通性与制备</w:t>
       </w:r>
     </w:p>
-    <w:bookmarkStart w:id="10" w:name="卤素单质物理性质递变"/>
+    <w:bookmarkStart w:id="16" w:name="卤素单质物理性质递变"/>
     <w:p>
       <w:pPr>
         <w:pStyle w:val="Heading3"/>
@@ -298,7 +298,7 @@
           <w:p>
             <w:pPr>
               <w:pStyle w:val="Compact"/>
-              <w:jc w:val="left"/>
+              <w:jc w:val="center"/>
             </w:pPr>
             <w:r>
               <w:rPr>
@@ -380,7 +380,7 @@
           <w:p>
             <w:pPr>
               <w:pStyle w:val="Compact"/>
-              <w:jc w:val="left"/>
+              <w:jc w:val="center"/>
             </w:pPr>
             <w:r>
               <w:rPr>
@@ -457,7 +457,7 @@
           <w:p>
             <w:pPr>
               <w:pStyle w:val="Compact"/>
-              <w:jc w:val="left"/>
+              <w:jc w:val="center"/>
             </w:pPr>
             <w:r>
               <w:rPr>
@@ -534,7 +534,7 @@
           <w:p>
             <w:pPr>
               <w:pStyle w:val="Compact"/>
-              <w:jc w:val="left"/>
+              <w:jc w:val="center"/>
             </w:pPr>
             <w:r>
               <w:rPr>
@@ -617,7 +617,7 @@
           <w:p>
             <w:pPr>
               <w:pStyle w:val="Compact"/>
-              <w:jc w:val="left"/>
+              <w:jc w:val="center"/>
             </w:pPr>
             <w:r>
               <w:rPr>
@@ -700,7 +700,7 @@
           <w:p>
             <w:pPr>
               <w:pStyle w:val="Compact"/>
-              <w:jc w:val="left"/>
+              <w:jc w:val="center"/>
             </w:pPr>
             <w:r>
               <w:rPr>
@@ -777,7 +777,7 @@
           <w:p>
             <w:pPr>
               <w:pStyle w:val="Compact"/>
-              <w:jc w:val="left"/>
+              <w:jc w:val="center"/>
             </w:pPr>
             <w:r>
               <w:rPr>
@@ -860,7 +860,7 @@
           <w:p>
             <w:pPr>
               <w:pStyle w:val="Compact"/>
-              <w:jc w:val="left"/>
+              <w:jc w:val="center"/>
             </w:pPr>
             <w:r>
               <w:rPr>
@@ -943,7 +943,7 @@
           <w:p>
             <w:pPr>
               <w:pStyle w:val="Compact"/>
-              <w:jc w:val="left"/>
+              <w:jc w:val="center"/>
             </w:pPr>
             <w:r>
               <w:rPr>
@@ -1068,14 +1068,174 @@
     </w:p>
     <w:p>
       <w:pPr>
+        <w:pStyle w:val="BodyText"/>
+        <w:jc w:val="center"/>
+      </w:pPr>
+      <w:r>
+        <w:rPr>
+          <w:b w:val="0"/>
+          <w:i w:val="0"/>
+          <w:sz w:val="21"/>
+        </w:rPr>
+        <w:drawing>
+          <wp:inline>
+            <wp:extent cx="5334000" cy="4014596"/>
+            <wp:effectExtent b="0" l="0" r="0" t="0"/>
+            <wp:docPr descr="" title="" id="11" name="Picture"/>
+            <a:graphic>
+              <a:graphicData uri="http://schemas.openxmlformats.org/drawingml/2006/picture">
+                <pic:pic>
+                  <pic:nvPicPr>
+                    <pic:cNvPr descr="media/solid-halogen-structure.jpg" id="12" name="Picture"/>
+                    <pic:cNvPicPr>
+                      <a:picLocks noChangeArrowheads="1" noChangeAspect="1"/>
+                    </pic:cNvPicPr>
+                  </pic:nvPicPr>
+                  <pic:blipFill>
+                    <a:blip r:embed="rId10"/>
+                    <a:stretch>
+                      <a:fillRect/>
+                    </a:stretch>
+                  </pic:blipFill>
+                  <pic:spPr bwMode="auto">
+                    <a:xfrm>
+                      <a:off x="0" y="0"/>
+                      <a:ext cx="5334000" cy="4014596"/>
+                    </a:xfrm>
+                    <a:prstGeom prst="rect">
+                      <a:avLst/>
+                    </a:prstGeom>
+                    <a:noFill/>
+                    <a:ln w="9525">
+                      <a:noFill/>
+                      <a:headEnd/>
+                      <a:tailEnd/>
+                    </a:ln>
+                  </pic:spPr>
+                </pic:pic>
+              </a:graphicData>
+            </a:graphic>
+          </wp:inline>
+        </w:drawing>
+      </w:r>
+      <w:r>
+        <w:rPr>
+          <w:b w:val="0"/>
+          <w:i w:val="0"/>
+          <w:sz w:val="21"/>
+        </w:rPr>
+        <w:t xml:space="preserve"> </w:t>
+      </w:r>
+      <w:r>
+        <w:rPr>
+          <w:rFonts w:hint="eastAsia" w:eastAsia="FangSong" w:ascii="Times New Roman" w:hAnsi="Times New Roman"/>
+          <w:b w:val="0"/>
+          <w:i w:val="0"/>
+          <w:iCs/>
+          <w:sz w:val="21"/>
+        </w:rPr>
+        <w:t xml:space="preserve">图</w:t>
+      </w:r>
+      <w:r>
+        <w:rPr>
+          <w:b w:val="0"/>
+          <w:i w:val="0"/>
+          <w:iCs/>
+          <w:sz w:val="21"/>
+        </w:rPr>
+        <w:t xml:space="preserve"> </w:t>
+      </w:r>
+      <w:r>
+        <w:rPr>
+          <w:rFonts w:hint="eastAsia" w:eastAsia="FangSong" w:ascii="Times New Roman" w:hAnsi="Times New Roman"/>
+          <w:b w:val="0"/>
+          <w:i w:val="0"/>
+          <w:iCs/>
+          <w:sz w:val="21"/>
+        </w:rPr>
+        <w:t xml:space="preserve">固体氯、溴、碘的层状结构</w:t>
+      </w:r>
+      <w:r>
+        <w:rPr>
+          <w:b w:val="0"/>
+          <w:i w:val="0"/>
+          <w:iCs/>
+          <w:sz w:val="21"/>
+        </w:rPr>
+        <w:t xml:space="preserve"> — </w:t>
+      </w:r>
+      <w:r>
+        <w:rPr>
+          <w:rFonts w:hint="eastAsia" w:eastAsia="FangSong" w:ascii="Times New Roman" w:hAnsi="Times New Roman"/>
+          <w:b w:val="0"/>
+          <w:i w:val="0"/>
+          <w:iCs/>
+          <w:sz w:val="21"/>
+        </w:rPr>
+        <w:t xml:space="preserve">从</w:t>
+      </w:r>
+      <w:r>
+        <w:rPr>
+          <w:b w:val="0"/>
+          <w:i w:val="0"/>
+          <w:iCs/>
+          <w:sz w:val="21"/>
+        </w:rPr>
+        <w:t xml:space="preserve"> Cl₂ </w:t>
+      </w:r>
+      <w:r>
+        <w:rPr>
+          <w:rFonts w:hint="eastAsia" w:eastAsia="FangSong" w:ascii="Times New Roman" w:hAnsi="Times New Roman"/>
+          <w:b w:val="0"/>
+          <w:i w:val="0"/>
+          <w:iCs/>
+          <w:sz w:val="21"/>
+        </w:rPr>
+        <w:t xml:space="preserve">到</w:t>
+      </w:r>
+      <w:r>
+        <w:rPr>
+          <w:b w:val="0"/>
+          <w:i w:val="0"/>
+          <w:iCs/>
+          <w:sz w:val="21"/>
+        </w:rPr>
+        <w:t xml:space="preserve"> I₂ </w:t>
+      </w:r>
+      <w:r>
+        <w:rPr>
+          <w:rFonts w:hint="eastAsia" w:eastAsia="FangSong" w:ascii="Times New Roman" w:hAnsi="Times New Roman"/>
+          <w:b w:val="0"/>
+          <w:i w:val="0"/>
+          <w:iCs/>
+          <w:sz w:val="21"/>
+        </w:rPr>
+        <w:t xml:space="preserve">分子间距离依次压缩，碘已呈现半导体性质（Weller</w:t>
+      </w:r>
+      <w:r>
+        <w:rPr>
+          <w:b w:val="0"/>
+          <w:i w:val="0"/>
+          <w:iCs/>
+          <w:sz w:val="21"/>
+        </w:rPr>
+        <w:t xml:space="preserve"> </w:t>
+      </w:r>
+      <w:r>
+        <w:rPr>
+          <w:rFonts w:hint="eastAsia" w:eastAsia="FangSong" w:ascii="Times New Roman" w:hAnsi="Times New Roman"/>
+          <w:b w:val="0"/>
+          <w:i w:val="0"/>
+          <w:iCs/>
+          <w:sz w:val="21"/>
+        </w:rPr>
+        <w:t xml:space="preserve">图17.8）</w:t>
+      </w:r>
+    </w:p>
+    <w:p>
+      <w:pPr>
         <w:pStyle w:val="BlockText"/>
       </w:pPr>
-      <w:r>
-        <w:t xml:space="preserve">💡</w:t>
-      </w:r>
-      <w:r>
-        <w:t xml:space="preserve"> </w:t>
-      </w:r>
       <w:r>
         <w:rPr>
           <w:b/>
@@ -1152,8 +1312,231 @@
         <w:t xml:space="preserve">kJ/mol）。这是竞赛高频考点。</w:t>
       </w:r>
     </w:p>
-    <w:bookmarkEnd w:id="10"/>
-    <w:bookmarkStart w:id="11" w:name="制备方法"/>
+    <w:p>
+      <w:pPr>
+        <w:pStyle w:val="BlockText"/>
+        <w:jc w:val="center"/>
+      </w:pPr>
+      <w:r>
+        <w:rPr>
+          <w:b w:val="0"/>
+          <w:i w:val="0"/>
+          <w:sz w:val="21"/>
+        </w:rPr>
+        <w:drawing>
+          <wp:inline>
+            <wp:extent cx="5334000" cy="3699753"/>
+            <wp:effectExtent b="0" l="0" r="0" t="0"/>
+            <wp:docPr descr="" title="" id="14" name="Picture"/>
+            <a:graphic>
+              <a:graphicData uri="http://schemas.openxmlformats.org/drawingml/2006/picture">
+                <pic:pic>
+                  <pic:nvPicPr>
+                    <pic:cNvPr descr="media/halogen-bond-enthalpy.jpg" id="15" name="Picture"/>
+                    <pic:cNvPicPr>
+                      <a:picLocks noChangeArrowheads="1" noChangeAspect="1"/>
+                    </pic:cNvPicPr>
+                  </pic:nvPicPr>
+                  <pic:blipFill>
+                    <a:blip r:embed="rId13"/>
+                    <a:stretch>
+                      <a:fillRect/>
+                    </a:stretch>
+                  </pic:blipFill>
+                  <pic:spPr bwMode="auto">
+                    <a:xfrm>
+                      <a:off x="0" y="0"/>
+                      <a:ext cx="5334000" cy="3699753"/>
+                    </a:xfrm>
+                    <a:prstGeom prst="rect">
+                      <a:avLst/>
+                    </a:prstGeom>
+                    <a:noFill/>
+                    <a:ln w="9525">
+                      <a:noFill/>
+                      <a:headEnd/>
+                      <a:tailEnd/>
+                    </a:ln>
+                  </pic:spPr>
+                </pic:pic>
+              </a:graphicData>
+            </a:graphic>
+          </wp:inline>
+        </w:drawing>
+      </w:r>
+      <w:r>
+        <w:rPr>
+          <w:b w:val="0"/>
+          <w:i w:val="0"/>
+          <w:sz w:val="21"/>
+        </w:rPr>
+        <w:t xml:space="preserve"> </w:t>
+      </w:r>
+      <w:r>
+        <w:rPr>
+          <w:rFonts w:hint="eastAsia" w:eastAsia="FangSong" w:ascii="Times New Roman" w:hAnsi="Times New Roman"/>
+          <w:b w:val="0"/>
+          <w:i w:val="0"/>
+          <w:iCs/>
+          <w:sz w:val="21"/>
+        </w:rPr>
+        <w:t xml:space="preserve">图</w:t>
+      </w:r>
+      <w:r>
+        <w:rPr>
+          <w:b w:val="0"/>
+          <w:i w:val="0"/>
+          <w:iCs/>
+          <w:sz w:val="21"/>
+        </w:rPr>
+        <w:t xml:space="preserve"> </w:t>
+      </w:r>
+      <w:r>
+        <w:rPr>
+          <w:rFonts w:hint="eastAsia" w:eastAsia="FangSong" w:ascii="Times New Roman" w:hAnsi="Times New Roman"/>
+          <w:b w:val="0"/>
+          <w:i w:val="0"/>
+          <w:iCs/>
+          <w:sz w:val="21"/>
+        </w:rPr>
+        <w:t xml:space="preserve">卤素分子键解离焓（Weller</w:t>
+      </w:r>
+      <w:r>
+        <w:rPr>
+          <w:b w:val="0"/>
+          <w:i w:val="0"/>
+          <w:iCs/>
+          <w:sz w:val="21"/>
+        </w:rPr>
+        <w:t xml:space="preserve"> </w:t>
+      </w:r>
+      <w:r>
+        <w:rPr>
+          <w:rFonts w:hint="eastAsia" w:eastAsia="FangSong" w:ascii="Times New Roman" w:hAnsi="Times New Roman"/>
+          <w:b w:val="0"/>
+          <w:i w:val="0"/>
+          <w:iCs/>
+          <w:sz w:val="21"/>
+        </w:rPr>
+        <w:t xml:space="preserve">图17.6）—</w:t>
+      </w:r>
+      <w:r>
+        <w:rPr>
+          <w:b w:val="0"/>
+          <w:i w:val="0"/>
+          <w:iCs/>
+          <w:sz w:val="21"/>
+        </w:rPr>
+        <w:t xml:space="preserve"> F₂ </w:t>
+      </w:r>
+      <w:r>
+        <w:rPr>
+          <w:rFonts w:hint="eastAsia" w:eastAsia="FangSong" w:ascii="Times New Roman" w:hAnsi="Times New Roman"/>
+          <w:b w:val="0"/>
+          <w:i w:val="0"/>
+          <w:iCs/>
+          <w:sz w:val="21"/>
+        </w:rPr>
+        <w:t xml:space="preserve">键能反常低（159</w:t>
+      </w:r>
+      <w:r>
+        <w:rPr>
+          <w:b w:val="0"/>
+          <w:i w:val="0"/>
+          <w:iCs/>
+          <w:sz w:val="21"/>
+        </w:rPr>
+        <w:t xml:space="preserve"> </w:t>
+      </w:r>
+      <w:r>
+        <w:rPr>
+          <w:rFonts w:hint="eastAsia" w:eastAsia="FangSong" w:ascii="Times New Roman" w:hAnsi="Times New Roman"/>
+          <w:b w:val="0"/>
+          <w:i w:val="0"/>
+          <w:iCs/>
+          <w:sz w:val="21"/>
+        </w:rPr>
+        <w:t xml:space="preserve">kJ/mol），低于</w:t>
+      </w:r>
+      <w:r>
+        <w:rPr>
+          <w:b w:val="0"/>
+          <w:i w:val="0"/>
+          <w:iCs/>
+          <w:sz w:val="21"/>
+        </w:rPr>
+        <w:t xml:space="preserve"> </w:t>
+      </w:r>
+      <w:r>
+        <w:rPr>
+          <w:rFonts w:hint="eastAsia" w:eastAsia="FangSong" w:ascii="Times New Roman" w:hAnsi="Times New Roman"/>
+          <w:b w:val="0"/>
+          <w:i w:val="0"/>
+          <w:iCs/>
+          <w:sz w:val="21"/>
+        </w:rPr>
+        <w:t xml:space="preserve">Br₂（193</w:t>
+      </w:r>
+      <w:r>
+        <w:rPr>
+          <w:b w:val="0"/>
+          <w:i w:val="0"/>
+          <w:iCs/>
+          <w:sz w:val="21"/>
+        </w:rPr>
+        <w:t xml:space="preserve"> </w:t>
+      </w:r>
+      <w:r>
+        <w:rPr>
+          <w:rFonts w:hint="eastAsia" w:eastAsia="FangSong" w:ascii="Times New Roman" w:hAnsi="Times New Roman"/>
+          <w:b w:val="0"/>
+          <w:i w:val="0"/>
+          <w:iCs/>
+          <w:sz w:val="21"/>
+        </w:rPr>
+        <w:t xml:space="preserve">kJ/mol）和</w:t>
+      </w:r>
+      <w:r>
+        <w:rPr>
+          <w:b w:val="0"/>
+          <w:i w:val="0"/>
+          <w:iCs/>
+          <w:sz w:val="21"/>
+        </w:rPr>
+        <w:t xml:space="preserve"> </w:t>
+      </w:r>
+      <w:r>
+        <w:rPr>
+          <w:rFonts w:hint="eastAsia" w:eastAsia="FangSong" w:ascii="Times New Roman" w:hAnsi="Times New Roman"/>
+          <w:b w:val="0"/>
+          <w:i w:val="0"/>
+          <w:iCs/>
+          <w:sz w:val="21"/>
+        </w:rPr>
+        <w:t xml:space="preserve">Cl₂（243</w:t>
+      </w:r>
+      <w:r>
+        <w:rPr>
+          <w:b w:val="0"/>
+          <w:i w:val="0"/>
+          <w:iCs/>
+          <w:sz w:val="21"/>
+        </w:rPr>
+        <w:t xml:space="preserve"> </w:t>
+      </w:r>
+      <w:r>
+        <w:rPr>
+          <w:rFonts w:hint="eastAsia" w:eastAsia="FangSong" w:ascii="Times New Roman" w:hAnsi="Times New Roman"/>
+          <w:b w:val="0"/>
+          <w:i w:val="0"/>
+          <w:iCs/>
+          <w:sz w:val="21"/>
+        </w:rPr>
+        <w:t xml:space="preserve">kJ/mol）</w:t>
+      </w:r>
+    </w:p>
+    <w:bookmarkEnd w:id="16"/>
+    <w:bookmarkStart w:id="17" w:name="制备方法"/>
     <w:p>
       <w:pPr>
         <w:pStyle w:val="Heading3"/>
@@ -1190,7 +1573,7 @@
           <w:p>
             <w:pPr>
               <w:pStyle w:val="Compact"/>
-              <w:jc w:val="left"/>
+              <w:jc w:val="center"/>
             </w:pPr>
             <w:r>
               <w:rPr>
@@ -1206,7 +1589,7 @@
           <w:p>
             <w:pPr>
               <w:pStyle w:val="Compact"/>
-              <w:jc w:val="left"/>
+              <w:jc w:val="center"/>
             </w:pPr>
             <w:r>
               <w:rPr>
@@ -1222,7 +1605,7 @@
           <w:p>
             <w:pPr>
               <w:pStyle w:val="Compact"/>
-              <w:jc w:val="left"/>
+              <w:jc w:val="center"/>
             </w:pPr>
             <w:r>
               <w:rPr>
@@ -1238,7 +1621,7 @@
           <w:p>
             <w:pPr>
               <w:pStyle w:val="Compact"/>
-              <w:jc w:val="left"/>
+              <w:jc w:val="center"/>
             </w:pPr>
             <w:r>
               <w:rPr>
@@ -1256,7 +1639,7 @@
           <w:p>
             <w:pPr>
               <w:pStyle w:val="Compact"/>
-              <w:jc w:val="left"/>
+              <w:jc w:val="center"/>
             </w:pPr>
             <w:r>
               <w:rPr>
@@ -1271,7 +1654,7 @@
           <w:p>
             <w:pPr>
               <w:pStyle w:val="Compact"/>
-              <w:jc w:val="left"/>
+              <w:jc w:val="center"/>
             </w:pPr>
             <w:r>
               <w:rPr>
@@ -1304,7 +1687,7 @@
           <w:p>
             <w:pPr>
               <w:pStyle w:val="Compact"/>
-              <w:jc w:val="left"/>
+              <w:jc w:val="center"/>
             </w:pPr>
             <w:r>
               <w:rPr>
@@ -1343,7 +1726,7 @@
           <w:p>
             <w:pPr>
               <w:pStyle w:val="Compact"/>
-              <w:jc w:val="left"/>
+              <w:jc w:val="center"/>
             </w:pPr>
             <w:r>
               <w:rPr>
@@ -1372,7 +1755,7 @@
           <w:p>
             <w:pPr>
               <w:pStyle w:val="Compact"/>
-              <w:jc w:val="left"/>
+              <w:jc w:val="center"/>
             </w:pPr>
             <w:r>
               <w:rPr>
@@ -1387,7 +1770,7 @@
           <w:p>
             <w:pPr>
               <w:pStyle w:val="Compact"/>
-              <w:jc w:val="left"/>
+              <w:jc w:val="center"/>
             </w:pPr>
             <w:r>
               <w:rPr>
@@ -1414,7 +1797,7 @@
           <w:p>
             <w:pPr>
               <w:pStyle w:val="Compact"/>
-              <w:jc w:val="left"/>
+              <w:jc w:val="center"/>
             </w:pPr>
             <w:r>
               <w:rPr>
@@ -1429,7 +1812,7 @@
           <w:p>
             <w:pPr>
               <w:pStyle w:val="Compact"/>
-              <w:jc w:val="left"/>
+              <w:jc w:val="center"/>
             </w:pPr>
             <w:r>
               <w:rPr>
@@ -1452,7 +1835,7 @@
           <w:p>
             <w:pPr>
               <w:pStyle w:val="Compact"/>
-              <w:jc w:val="left"/>
+              <w:jc w:val="center"/>
             </w:pPr>
             <w:r>
               <w:rPr>
@@ -1467,7 +1850,7 @@
           <w:p>
             <w:pPr>
               <w:pStyle w:val="Compact"/>
-              <w:jc w:val="left"/>
+              <w:jc w:val="center"/>
             </w:pPr>
             <w:r>
               <w:rPr>
@@ -1482,7 +1865,7 @@
           <w:p>
             <w:pPr>
               <w:pStyle w:val="Compact"/>
-              <w:jc w:val="left"/>
+              <w:jc w:val="center"/>
             </w:pPr>
             <w:r>
               <w:rPr>
@@ -1515,7 +1898,7 @@
           <w:p>
             <w:pPr>
               <w:pStyle w:val="Compact"/>
-              <w:jc w:val="left"/>
+              <w:jc w:val="center"/>
             </w:pPr>
             <w:r>
               <w:rPr>
@@ -1532,7 +1915,7 @@
           <w:p>
             <w:pPr>
               <w:pStyle w:val="Compact"/>
-              <w:jc w:val="left"/>
+              <w:jc w:val="center"/>
             </w:pPr>
             <w:r>
               <w:rPr>
@@ -1547,7 +1930,7 @@
           <w:p>
             <w:pPr>
               <w:pStyle w:val="Compact"/>
-              <w:jc w:val="left"/>
+              <w:jc w:val="center"/>
             </w:pPr>
             <w:r>
               <w:rPr>
@@ -1562,7 +1945,7 @@
           <w:p>
             <w:pPr>
               <w:pStyle w:val="Compact"/>
-              <w:jc w:val="left"/>
+              <w:jc w:val="center"/>
             </w:pPr>
             <w:r>
               <w:rPr>
@@ -1583,7 +1966,7 @@
           <w:p>
             <w:pPr>
               <w:pStyle w:val="Compact"/>
-              <w:jc w:val="left"/>
+              <w:jc w:val="center"/>
             </w:pPr>
             <w:r>
               <w:rPr>
@@ -1909,9 +2292,9 @@
         </w:pict>
       </w:r>
     </w:p>
-    <w:bookmarkEnd w:id="11"/>
-    <w:bookmarkEnd w:id="12"/>
-    <w:bookmarkStart w:id="16" w:name="二卤化氢"/>
+    <w:bookmarkEnd w:id="17"/>
+    <w:bookmarkEnd w:id="18"/>
+    <w:bookmarkStart w:id="22" w:name="二卤化氢"/>
     <w:p>
       <w:pPr>
         <w:pStyle w:val="Heading2"/>
@@ -1923,7 +2306,7 @@
         <w:t xml:space="preserve">二、卤化氢</w:t>
       </w:r>
     </w:p>
-    <w:bookmarkStart w:id="13" w:name="酸性递变"/>
+    <w:bookmarkStart w:id="19" w:name="酸性递变"/>
     <w:p>
       <w:pPr>
         <w:pStyle w:val="Heading3"/>
@@ -1945,6 +2328,12 @@
       <m:oMathPara>
         <m:oMathParaPr>
           <m:jc m:val="center"/>
+          <m:ctrlPr>
+            <w:rPr>
+              <w:sz w:val="28"/>
+              <w:szCs w:val="28"/>
+            </w:rPr>
+          </m:ctrlPr>
         </m:oMathParaPr>
         <m:oMath>
           <m:r>
@@ -2018,7 +2407,7 @@
           <w:p>
             <w:pPr>
               <w:pStyle w:val="Compact"/>
-              <w:jc w:val="left"/>
+              <w:jc w:val="center"/>
             </w:pPr>
             <w:r>
               <w:rPr>
@@ -2100,7 +2489,7 @@
           <w:p>
             <w:pPr>
               <w:pStyle w:val="Compact"/>
-              <w:jc w:val="left"/>
+              <w:jc w:val="center"/>
             </w:pPr>
             <w:r>
               <w:rPr>
@@ -2181,7 +2570,7 @@
           <w:p>
             <w:pPr>
               <w:pStyle w:val="Compact"/>
-              <w:jc w:val="left"/>
+              <w:jc w:val="center"/>
             </w:pPr>
             <w:r>
               <w:rPr>
@@ -2258,7 +2647,7 @@
           <w:p>
             <w:pPr>
               <w:pStyle w:val="Compact"/>
-              <w:jc w:val="left"/>
+              <w:jc w:val="center"/>
             </w:pPr>
             <w:r>
               <w:rPr>
@@ -2349,7 +2738,7 @@
           <w:p>
             <w:pPr>
               <w:pStyle w:val="Compact"/>
-              <w:jc w:val="left"/>
+              <w:jc w:val="center"/>
             </w:pPr>
             <w:r>
               <w:rPr>
@@ -2432,7 +2821,7 @@
           <w:p>
             <w:pPr>
               <w:pStyle w:val="Compact"/>
-              <w:jc w:val="left"/>
+              <w:jc w:val="center"/>
             </w:pPr>
             <w:r>
               <w:rPr>
@@ -2511,7 +2900,7 @@
           <w:p>
             <w:pPr>
               <w:pStyle w:val="Compact"/>
-              <w:jc w:val="left"/>
+              <w:jc w:val="center"/>
             </w:pPr>
             <w:r>
               <w:rPr>
@@ -2655,9 +3044,6 @@
         <w:pStyle w:val="BlockText"/>
       </w:pPr>
       <w:r>
-        <w:t xml:space="preserve">💡 </w:t>
-      </w:r>
-      <w:r>
         <w:rPr>
           <w:rFonts w:hint="eastAsia" w:eastAsia="SimSun" w:ascii="Times New Roman" w:hAnsi="Times New Roman"/>
         </w:rPr>
@@ -2781,8 +3167,8 @@
         <w:t xml:space="preserve">弱酸。</w:t>
       </w:r>
     </w:p>
-    <w:bookmarkEnd w:id="13"/>
-    <w:bookmarkStart w:id="14" w:name="氢键异常"/>
+    <w:bookmarkEnd w:id="19"/>
+    <w:bookmarkStart w:id="20" w:name="氢键异常"/>
     <w:p>
       <w:pPr>
         <w:pStyle w:val="Heading3"/>
@@ -2929,6 +3315,14 @@
         <w:t xml:space="preserve">刻蚀玻璃：</w:t>
       </w:r>
       <m:oMath>
+        <m:oMathPr>
+          <m:ctrlPr>
+            <w:rPr>
+              <w:sz w:val="28"/>
+              <w:szCs w:val="28"/>
+            </w:rPr>
+          </m:ctrlPr>
+        </m:oMathPr>
         <m:r>
           <m:rPr>
             <m:sty m:val="p"/>
@@ -3101,6 +3495,12 @@
       <m:oMathPara>
         <m:oMathParaPr>
           <m:jc m:val="center"/>
+          <m:ctrlPr>
+            <w:rPr>
+              <w:sz w:val="28"/>
+              <w:szCs w:val="28"/>
+            </w:rPr>
+          </m:ctrlPr>
         </m:oMathParaPr>
         <m:oMath>
           <m:r>
@@ -3190,8 +3590,8 @@
         <w:t xml:space="preserve">黄，溶解度依次减小</w:t>
       </w:r>
     </w:p>
-    <w:bookmarkEnd w:id="14"/>
-    <w:bookmarkStart w:id="15" w:name="无氧酸酸性比较的通用逻辑"/>
+    <w:bookmarkEnd w:id="20"/>
+    <w:bookmarkStart w:id="21" w:name="无氧酸酸性比较的通用逻辑"/>
     <w:p>
       <w:pPr>
         <w:pStyle w:val="Heading3"/>
@@ -3608,9 +4008,9 @@
         </w:pict>
       </w:r>
     </w:p>
-    <w:bookmarkEnd w:id="15"/>
-    <w:bookmarkEnd w:id="16"/>
-    <w:bookmarkStart w:id="20" w:name="三卤素歧化反应与元素电势图"/>
+    <w:bookmarkEnd w:id="21"/>
+    <w:bookmarkEnd w:id="22"/>
+    <w:bookmarkStart w:id="29" w:name="三卤素歧化反应与元素电势图"/>
     <w:p>
       <w:pPr>
         <w:pStyle w:val="Heading2"/>
@@ -3622,7 +4022,7 @@
         <w:t xml:space="preserve">三、卤素歧化反应与元素电势图</w:t>
       </w:r>
     </w:p>
-    <w:bookmarkStart w:id="17" w:name="氯的元素电势图latimer-图"/>
+    <w:bookmarkStart w:id="26" w:name="氯的元素电势图latimer-图"/>
     <w:p>
       <w:pPr>
         <w:pStyle w:val="Heading3"/>
@@ -3681,6 +4081,12 @@
       <m:oMathPara>
         <m:oMathParaPr>
           <m:jc m:val="center"/>
+          <m:ctrlPr>
+            <w:rPr>
+              <w:sz w:val="28"/>
+              <w:szCs w:val="28"/>
+            </w:rPr>
+          </m:ctrlPr>
         </m:oMathParaPr>
         <m:oMath>
           <m:r>
@@ -3995,6 +4401,12 @@
       <m:oMathPara>
         <m:oMathParaPr>
           <m:jc m:val="center"/>
+          <m:ctrlPr>
+            <w:rPr>
+              <w:sz w:val="28"/>
+              <w:szCs w:val="28"/>
+            </w:rPr>
+          </m:ctrlPr>
         </m:oMathParaPr>
         <m:oMath>
           <m:r>
@@ -4313,6 +4725,14 @@
         <w:t xml:space="preserve"> </w:t>
       </w:r>
       <m:oMath>
+        <m:oMathPr>
+          <m:ctrlPr>
+            <w:rPr>
+              <w:sz w:val="28"/>
+              <w:szCs w:val="28"/>
+            </w:rPr>
+          </m:ctrlPr>
+        </m:oMathPr>
         <m:sSup>
           <m:e>
             <m:r>
@@ -4416,8 +4836,155 @@
         <w:t xml:space="preserve"> C。</w:t>
       </w:r>
     </w:p>
-    <w:bookmarkEnd w:id="17"/>
-    <w:bookmarkStart w:id="18" w:name="cl₂-的歧化行为分析"/>
+    <w:p>
+      <w:pPr>
+        <w:pStyle w:val="BodyText"/>
+        <w:jc w:val="center"/>
+      </w:pPr>
+      <w:r>
+        <w:rPr>
+          <w:b w:val="0"/>
+          <w:i w:val="0"/>
+          <w:sz w:val="21"/>
+        </w:rPr>
+        <w:drawing>
+          <wp:inline>
+            <wp:extent cx="1320800" cy="1308100"/>
+            <wp:effectExtent b="0" l="0" r="0" t="0"/>
+            <wp:docPr descr="" title="" id="24" name="Picture"/>
+            <a:graphic>
+              <a:graphicData uri="http://schemas.openxmlformats.org/drawingml/2006/picture">
+                <pic:pic>
+                  <pic:nvPicPr>
+                    <pic:cNvPr descr="media/halogen-frost-diagram.jpg" id="25" name="Picture"/>
+                    <pic:cNvPicPr>
+                      <a:picLocks noChangeArrowheads="1" noChangeAspect="1"/>
+                    </pic:cNvPicPr>
+                  </pic:nvPicPr>
+                  <pic:blipFill>
+                    <a:blip r:embed="rId23"/>
+                    <a:stretch>
+                      <a:fillRect/>
+                    </a:stretch>
+                  </pic:blipFill>
+                  <pic:spPr bwMode="auto">
+                    <a:xfrm>
+                      <a:off x="0" y="0"/>
+                      <a:ext cx="1320800" cy="1308100"/>
+                    </a:xfrm>
+                    <a:prstGeom prst="rect">
+                      <a:avLst/>
+                    </a:prstGeom>
+                    <a:noFill/>
+                    <a:ln w="9525">
+                      <a:noFill/>
+                      <a:headEnd/>
+                      <a:tailEnd/>
+                    </a:ln>
+                  </pic:spPr>
+                </pic:pic>
+              </a:graphicData>
+            </a:graphic>
+          </wp:inline>
+        </w:drawing>
+      </w:r>
+      <w:r>
+        <w:rPr>
+          <w:b w:val="0"/>
+          <w:i w:val="0"/>
+          <w:sz w:val="21"/>
+        </w:rPr>
+        <w:t xml:space="preserve"> </w:t>
+      </w:r>
+      <w:r>
+        <w:rPr>
+          <w:rFonts w:hint="eastAsia" w:eastAsia="FangSong" w:ascii="Times New Roman" w:hAnsi="Times New Roman"/>
+          <w:b w:val="0"/>
+          <w:i w:val="0"/>
+          <w:iCs/>
+          <w:sz w:val="21"/>
+        </w:rPr>
+        <w:t xml:space="preserve">图</w:t>
+      </w:r>
+      <w:r>
+        <w:rPr>
+          <w:b w:val="0"/>
+          <w:i w:val="0"/>
+          <w:iCs/>
+          <w:sz w:val="21"/>
+        </w:rPr>
+        <w:t xml:space="preserve"> </w:t>
+      </w:r>
+      <w:r>
+        <w:rPr>
+          <w:rFonts w:hint="eastAsia" w:eastAsia="FangSong" w:ascii="Times New Roman" w:hAnsi="Times New Roman"/>
+          <w:b w:val="0"/>
+          <w:i w:val="0"/>
+          <w:iCs/>
+          <w:sz w:val="21"/>
+        </w:rPr>
+        <w:t xml:space="preserve">卤素含氧酸的</w:t>
+      </w:r>
+      <w:r>
+        <w:rPr>
+          <w:b w:val="0"/>
+          <w:i w:val="0"/>
+          <w:iCs/>
+          <w:sz w:val="21"/>
+        </w:rPr>
+        <w:t xml:space="preserve"> Frost </w:t>
+      </w:r>
+      <w:r>
+        <w:rPr>
+          <w:rFonts w:hint="eastAsia" w:eastAsia="FangSong" w:ascii="Times New Roman" w:hAnsi="Times New Roman"/>
+          <w:b w:val="0"/>
+          <w:i w:val="0"/>
+          <w:iCs/>
+          <w:sz w:val="21"/>
+        </w:rPr>
+        <w:t xml:space="preserve">图</w:t>
+      </w:r>
+      <w:r>
+        <w:rPr>
+          <w:b w:val="0"/>
+          <w:i w:val="0"/>
+          <w:iCs/>
+          <w:sz w:val="21"/>
+        </w:rPr>
+        <w:t xml:space="preserve"> — </w:t>
+      </w:r>
+      <w:r>
+        <w:rPr>
+          <w:rFonts w:hint="eastAsia" w:eastAsia="FangSong" w:ascii="Times New Roman" w:hAnsi="Times New Roman"/>
+          <w:b w:val="0"/>
+          <w:i w:val="0"/>
+          <w:iCs/>
+          <w:sz w:val="21"/>
+        </w:rPr>
+        <w:t xml:space="preserve">Weller《无机化学》第6版</w:t>
+      </w:r>
+      <w:r>
+        <w:rPr>
+          <w:b w:val="0"/>
+          <w:i w:val="0"/>
+          <w:iCs/>
+          <w:sz w:val="21"/>
+        </w:rPr>
+        <w:t xml:space="preserve"> </w:t>
+      </w:r>
+      <w:r>
+        <w:rPr>
+          <w:rFonts w:hint="eastAsia" w:eastAsia="FangSong" w:ascii="Times New Roman" w:hAnsi="Times New Roman"/>
+          <w:b w:val="0"/>
+          <w:i w:val="0"/>
+          <w:iCs/>
+          <w:sz w:val="21"/>
+        </w:rPr>
+        <w:t xml:space="preserve">图17.14。中间氧化态位于两相邻物种连线上方时易发生歧化</w:t>
+      </w:r>
+    </w:p>
+    <w:bookmarkEnd w:id="26"/>
+    <w:bookmarkStart w:id="27" w:name="cl₂-的歧化行为分析"/>
     <w:p>
       <w:pPr>
         <w:pStyle w:val="Heading3"/>
@@ -4550,7 +5117,7 @@
           <w:p>
             <w:pPr>
               <w:pStyle w:val="Compact"/>
-              <w:jc w:val="left"/>
+              <w:jc w:val="center"/>
             </w:pPr>
             <w:r>
               <w:rPr>
@@ -4643,7 +5210,7 @@
           <w:p>
             <w:pPr>
               <w:pStyle w:val="Compact"/>
-              <w:jc w:val="left"/>
+              <w:jc w:val="center"/>
             </w:pPr>
             <w:r>
               <w:rPr>
@@ -4743,7 +5310,7 @@
           <w:p>
             <w:pPr>
               <w:pStyle w:val="Compact"/>
-              <w:jc w:val="left"/>
+              <w:jc w:val="center"/>
             </w:pPr>
             <w:r>
               <w:rPr>
@@ -4760,12 +5327,6 @@
         <w:pStyle w:val="BlockText"/>
       </w:pPr>
       <w:r>
-        <w:t xml:space="preserve">💡</w:t>
-      </w:r>
-      <w:r>
-        <w:t xml:space="preserve"> </w:t>
-      </w:r>
-      <w:r>
         <w:rPr>
           <w:rFonts w:hint="eastAsia" w:eastAsia="SimSun" w:ascii="Times New Roman" w:hAnsi="Times New Roman"/>
           <w:b/>
@@ -4801,8 +5362,8 @@
         <w:t xml:space="preserve"> Cl₂。</w:t>
       </w:r>
     </w:p>
-    <w:bookmarkEnd w:id="18"/>
-    <w:bookmarkStart w:id="19" w:name="卤素与碱反应的温度效应"/>
+    <w:bookmarkEnd w:id="27"/>
+    <w:bookmarkStart w:id="28" w:name="卤素与碱反应的温度效应"/>
     <w:p>
       <w:pPr>
         <w:pStyle w:val="Heading3"/>
@@ -4838,7 +5399,7 @@
           <w:p>
             <w:pPr>
               <w:pStyle w:val="Compact"/>
-              <w:jc w:val="left"/>
+              <w:jc w:val="center"/>
             </w:pPr>
             <w:r>
               <w:rPr>
@@ -4854,7 +5415,7 @@
           <w:p>
             <w:pPr>
               <w:pStyle w:val="Compact"/>
-              <w:jc w:val="left"/>
+              <w:jc w:val="center"/>
             </w:pPr>
             <w:r>
               <w:rPr>
@@ -4870,7 +5431,7 @@
           <w:p>
             <w:pPr>
               <w:pStyle w:val="Compact"/>
-              <w:jc w:val="left"/>
+              <w:jc w:val="center"/>
             </w:pPr>
             <w:r>
               <w:rPr>
@@ -4888,7 +5449,7 @@
           <w:p>
             <w:pPr>
               <w:pStyle w:val="Compact"/>
-              <w:jc w:val="left"/>
+              <w:jc w:val="center"/>
             </w:pPr>
             <w:r>
               <w:rPr>
@@ -4903,7 +5464,7 @@
           <w:p>
             <w:pPr>
               <w:pStyle w:val="Compact"/>
-              <w:jc w:val="left"/>
+              <w:jc w:val="center"/>
             </w:pPr>
             <w:r>
               <w:rPr>
@@ -4918,7 +5479,7 @@
           <w:p>
             <w:pPr>
               <w:pStyle w:val="Compact"/>
-              <w:jc w:val="left"/>
+              <w:jc w:val="center"/>
             </w:pPr>
             <w:r>
               <w:rPr>
@@ -4935,7 +5496,7 @@
           <w:p>
             <w:pPr>
               <w:pStyle w:val="Compact"/>
-              <w:jc w:val="left"/>
+              <w:jc w:val="center"/>
             </w:pPr>
             <w:r>
               <w:rPr>
@@ -4950,7 +5511,7 @@
           <w:p>
             <w:pPr>
               <w:pStyle w:val="Compact"/>
-              <w:jc w:val="left"/>
+              <w:jc w:val="center"/>
             </w:pPr>
             <w:r>
               <w:rPr>
@@ -4965,7 +5526,7 @@
           <w:p>
             <w:pPr>
               <w:pStyle w:val="Compact"/>
-              <w:jc w:val="left"/>
+              <w:jc w:val="center"/>
             </w:pPr>
             <w:r>
               <w:rPr>
@@ -4982,7 +5543,7 @@
           <w:p>
             <w:pPr>
               <w:pStyle w:val="Compact"/>
-              <w:jc w:val="left"/>
+              <w:jc w:val="center"/>
             </w:pPr>
             <w:r>
               <w:rPr>
@@ -4997,7 +5558,7 @@
           <w:p>
             <w:pPr>
               <w:pStyle w:val="Compact"/>
-              <w:jc w:val="left"/>
+              <w:jc w:val="center"/>
             </w:pPr>
             <w:r>
               <w:rPr>
@@ -5040,7 +5601,7 @@
           <w:p>
             <w:pPr>
               <w:pStyle w:val="Compact"/>
-              <w:jc w:val="left"/>
+              <w:jc w:val="center"/>
             </w:pPr>
             <w:r>
               <w:rPr>
@@ -5057,7 +5618,7 @@
           <w:p>
             <w:pPr>
               <w:pStyle w:val="Compact"/>
-              <w:jc w:val="left"/>
+              <w:jc w:val="center"/>
             </w:pPr>
             <w:r>
               <w:rPr>
@@ -5072,7 +5633,7 @@
           <w:p>
             <w:pPr>
               <w:pStyle w:val="Compact"/>
-              <w:jc w:val="left"/>
+              <w:jc w:val="center"/>
             </w:pPr>
             <w:r>
               <w:rPr>
@@ -5107,7 +5668,7 @@
           <w:p>
             <w:pPr>
               <w:pStyle w:val="Compact"/>
-              <w:jc w:val="left"/>
+              <w:jc w:val="center"/>
             </w:pPr>
             <w:r>
               <w:rPr>
@@ -5175,9 +5736,9 @@
         </w:pict>
       </w:r>
     </w:p>
-    <w:bookmarkEnd w:id="19"/>
-    <w:bookmarkEnd w:id="20"/>
-    <w:bookmarkStart w:id="23" w:name="四卤化物与卤素互化物"/>
+    <w:bookmarkEnd w:id="28"/>
+    <w:bookmarkEnd w:id="29"/>
+    <w:bookmarkStart w:id="38" w:name="四卤化物与卤素互化物"/>
     <w:p>
       <w:pPr>
         <w:pStyle w:val="Heading2"/>
@@ -5189,7 +5750,7 @@
         <w:t xml:space="preserve">四、卤化物与卤素互化物</w:t>
       </w:r>
     </w:p>
-    <w:bookmarkStart w:id="21" w:name="卤素互化物xyₙ-型n-为奇数"/>
+    <w:bookmarkStart w:id="36" w:name="卤素互化物xyₙ-型n-为奇数"/>
     <w:p>
       <w:pPr>
         <w:pStyle w:val="Heading3"/>
@@ -5275,7 +5836,7 @@
           <w:p>
             <w:pPr>
               <w:pStyle w:val="Compact"/>
-              <w:jc w:val="left"/>
+              <w:jc w:val="center"/>
             </w:pPr>
             <w:r>
               <w:rPr>
@@ -5380,7 +5941,7 @@
           <w:p>
             <w:pPr>
               <w:pStyle w:val="Compact"/>
-              <w:jc w:val="left"/>
+              <w:jc w:val="center"/>
             </w:pPr>
             <w:r>
               <w:rPr>
@@ -5478,7 +6039,7 @@
           <w:p>
             <w:pPr>
               <w:pStyle w:val="Compact"/>
-              <w:jc w:val="left"/>
+              <w:jc w:val="center"/>
             </w:pPr>
             <w:r>
               <w:rPr>
@@ -5570,7 +6131,7 @@
           <w:p>
             <w:pPr>
               <w:pStyle w:val="Compact"/>
-              <w:jc w:val="left"/>
+              <w:jc w:val="center"/>
             </w:pPr>
             <w:r>
               <w:rPr>
@@ -5662,7 +6223,7 @@
           <w:p>
             <w:pPr>
               <w:pStyle w:val="Compact"/>
-              <w:jc w:val="left"/>
+              <w:jc w:val="center"/>
             </w:pPr>
             <w:r>
               <w:rPr>
@@ -5760,7 +6321,7 @@
           <w:p>
             <w:pPr>
               <w:pStyle w:val="Compact"/>
-              <w:jc w:val="left"/>
+              <w:jc w:val="center"/>
             </w:pPr>
             <w:r>
               <w:rPr>
@@ -5849,14 +6410,229 @@
     </w:tbl>
     <w:p>
       <w:pPr>
+        <w:pStyle w:val="BodyText"/>
+        <w:jc w:val="center"/>
+      </w:pPr>
+      <w:r>
+        <w:rPr>
+          <w:b w:val="0"/>
+          <w:i w:val="0"/>
+          <w:sz w:val="21"/>
+        </w:rPr>
+        <w:drawing>
+          <wp:inline>
+            <wp:extent cx="3721100" cy="4038600"/>
+            <wp:effectExtent b="0" l="0" r="0" t="0"/>
+            <wp:docPr descr="" title="" id="31" name="Picture"/>
+            <a:graphic>
+              <a:graphicData uri="http://schemas.openxmlformats.org/drawingml/2006/picture">
+                <pic:pic>
+                  <pic:nvPicPr>
+                    <pic:cNvPr descr="media/interhalogen-clf3.jpg" id="32" name="Picture"/>
+                    <pic:cNvPicPr>
+                      <a:picLocks noChangeArrowheads="1" noChangeAspect="1"/>
+                    </pic:cNvPicPr>
+                  </pic:nvPicPr>
+                  <pic:blipFill>
+                    <a:blip r:embed="rId30"/>
+                    <a:stretch>
+                      <a:fillRect/>
+                    </a:stretch>
+                  </pic:blipFill>
+                  <pic:spPr bwMode="auto">
+                    <a:xfrm>
+                      <a:off x="0" y="0"/>
+                      <a:ext cx="3721100" cy="4038600"/>
+                    </a:xfrm>
+                    <a:prstGeom prst="rect">
+                      <a:avLst/>
+                    </a:prstGeom>
+                    <a:noFill/>
+                    <a:ln w="9525">
+                      <a:noFill/>
+                      <a:headEnd/>
+                      <a:tailEnd/>
+                    </a:ln>
+                  </pic:spPr>
+                </pic:pic>
+              </a:graphicData>
+            </a:graphic>
+          </wp:inline>
+        </w:drawing>
+      </w:r>
+      <w:r>
+        <w:rPr>
+          <w:b w:val="0"/>
+          <w:i w:val="0"/>
+          <w:sz w:val="21"/>
+        </w:rPr>
+        <w:t xml:space="preserve">　　</w:t>
+      </w:r>
+      <w:r>
+        <w:rPr>
+          <w:b w:val="0"/>
+          <w:i w:val="0"/>
+          <w:sz w:val="21"/>
+        </w:rPr>
+        <w:drawing>
+          <wp:inline>
+            <wp:extent cx="4813300" cy="4102100"/>
+            <wp:effectExtent b="0" l="0" r="0" t="0"/>
+            <wp:docPr descr="" title="" id="34" name="Picture"/>
+            <a:graphic>
+              <a:graphicData uri="http://schemas.openxmlformats.org/drawingml/2006/picture">
+                <pic:pic>
+                  <pic:nvPicPr>
+                    <pic:cNvPr descr="media/interhalogen-brf5.jpg" id="35" name="Picture"/>
+                    <pic:cNvPicPr>
+                      <a:picLocks noChangeArrowheads="1" noChangeAspect="1"/>
+                    </pic:cNvPicPr>
+                  </pic:nvPicPr>
+                  <pic:blipFill>
+                    <a:blip r:embed="rId33"/>
+                    <a:stretch>
+                      <a:fillRect/>
+                    </a:stretch>
+                  </pic:blipFill>
+                  <pic:spPr bwMode="auto">
+                    <a:xfrm>
+                      <a:off x="0" y="0"/>
+                      <a:ext cx="4813300" cy="4102100"/>
+                    </a:xfrm>
+                    <a:prstGeom prst="rect">
+                      <a:avLst/>
+                    </a:prstGeom>
+                    <a:noFill/>
+                    <a:ln w="9525">
+                      <a:noFill/>
+                      <a:headEnd/>
+                      <a:tailEnd/>
+                    </a:ln>
+                  </pic:spPr>
+                </pic:pic>
+              </a:graphicData>
+            </a:graphic>
+          </wp:inline>
+        </w:drawing>
+      </w:r>
+      <w:r>
+        <w:rPr>
+          <w:b w:val="0"/>
+          <w:i w:val="0"/>
+          <w:sz w:val="21"/>
+        </w:rPr>
+        <w:t xml:space="preserve"> </w:t>
+      </w:r>
+      <w:r>
+        <w:rPr>
+          <w:rFonts w:hint="eastAsia" w:eastAsia="FangSong" w:ascii="Times New Roman" w:hAnsi="Times New Roman"/>
+          <w:b w:val="0"/>
+          <w:i w:val="0"/>
+          <w:iCs/>
+          <w:sz w:val="21"/>
+        </w:rPr>
+        <w:t xml:space="preserve">图</w:t>
+      </w:r>
+      <w:r>
+        <w:rPr>
+          <w:b w:val="0"/>
+          <w:i w:val="0"/>
+          <w:iCs/>
+          <w:sz w:val="21"/>
+        </w:rPr>
+        <w:t xml:space="preserve"> </w:t>
+      </w:r>
+      <w:r>
+        <w:rPr>
+          <w:rFonts w:hint="eastAsia" w:eastAsia="FangSong" w:ascii="Times New Roman" w:hAnsi="Times New Roman"/>
+          <w:b w:val="0"/>
+          <w:i w:val="0"/>
+          <w:iCs/>
+          <w:sz w:val="21"/>
+        </w:rPr>
+        <w:t xml:space="preserve">ClF₃（T</w:t>
+      </w:r>
+      <w:r>
+        <w:rPr>
+          <w:b w:val="0"/>
+          <w:i w:val="0"/>
+          <w:iCs/>
+          <w:sz w:val="21"/>
+        </w:rPr>
+        <w:t xml:space="preserve"> </w:t>
+      </w:r>
+      <w:r>
+        <w:rPr>
+          <w:rFonts w:hint="eastAsia" w:eastAsia="FangSong" w:ascii="Times New Roman" w:hAnsi="Times New Roman"/>
+          <w:b w:val="0"/>
+          <w:i w:val="0"/>
+          <w:iCs/>
+          <w:sz w:val="21"/>
+        </w:rPr>
+        <w:t xml:space="preserve">型）和</w:t>
+      </w:r>
+      <w:r>
+        <w:rPr>
+          <w:b w:val="0"/>
+          <w:i w:val="0"/>
+          <w:iCs/>
+          <w:sz w:val="21"/>
+        </w:rPr>
+        <w:t xml:space="preserve"> </w:t>
+      </w:r>
+      <w:r>
+        <w:rPr>
+          <w:rFonts w:hint="eastAsia" w:eastAsia="FangSong" w:ascii="Times New Roman" w:hAnsi="Times New Roman"/>
+          <w:b w:val="0"/>
+          <w:i w:val="0"/>
+          <w:iCs/>
+          <w:sz w:val="21"/>
+        </w:rPr>
+        <w:t xml:space="preserve">BrF₅（四方锥）的分子结构</w:t>
+      </w:r>
+      <w:r>
+        <w:rPr>
+          <w:b w:val="0"/>
+          <w:i w:val="0"/>
+          <w:iCs/>
+          <w:sz w:val="21"/>
+        </w:rPr>
+        <w:t xml:space="preserve"> — </w:t>
+      </w:r>
+      <w:r>
+        <w:rPr>
+          <w:rFonts w:hint="eastAsia" w:eastAsia="FangSong" w:ascii="Times New Roman" w:hAnsi="Times New Roman"/>
+          <w:b w:val="0"/>
+          <w:i w:val="0"/>
+          <w:iCs/>
+          <w:sz w:val="21"/>
+        </w:rPr>
+        <w:t xml:space="preserve">来自</w:t>
+      </w:r>
+      <w:r>
+        <w:rPr>
+          <w:b w:val="0"/>
+          <w:i w:val="0"/>
+          <w:iCs/>
+          <w:sz w:val="21"/>
+        </w:rPr>
+        <w:t xml:space="preserve"> </w:t>
+      </w:r>
+      <w:r>
+        <w:rPr>
+          <w:rFonts w:hint="eastAsia" w:eastAsia="FangSong" w:ascii="Times New Roman" w:hAnsi="Times New Roman"/>
+          <w:b w:val="0"/>
+          <w:i w:val="0"/>
+          <w:iCs/>
+          <w:sz w:val="21"/>
+        </w:rPr>
+        <w:t xml:space="preserve">Weller《无机化学》第6版</w:t>
+      </w:r>
+    </w:p>
+    <w:p>
+      <w:pPr>
         <w:pStyle w:val="BlockText"/>
       </w:pPr>
-      <w:r>
-        <w:t xml:space="preserve">⚠️</w:t>
-      </w:r>
-      <w:r>
-        <w:t xml:space="preserve"> </w:t>
-      </w:r>
       <w:r>
         <w:rPr>
           <w:rFonts w:hint="eastAsia" w:eastAsia="SimSun" w:ascii="Times New Roman" w:hAnsi="Times New Roman"/>
@@ -6021,8 +6797,8 @@
         <w:t xml:space="preserve">的桥键结构。</w:t>
       </w:r>
     </w:p>
-    <w:bookmarkEnd w:id="21"/>
-    <w:bookmarkStart w:id="22" w:name="拟卤素"/>
+    <w:bookmarkEnd w:id="36"/>
+    <w:bookmarkStart w:id="37" w:name="拟卤素"/>
     <w:p>
       <w:pPr>
         <w:pStyle w:val="Heading3"/>
@@ -6086,7 +6862,7 @@
           <w:p>
             <w:pPr>
               <w:pStyle w:val="Compact"/>
-              <w:jc w:val="left"/>
+              <w:jc w:val="center"/>
             </w:pPr>
             <w:r>
               <w:rPr>
@@ -6102,7 +6878,7 @@
           <w:p>
             <w:pPr>
               <w:pStyle w:val="Compact"/>
-              <w:jc w:val="left"/>
+              <w:jc w:val="center"/>
             </w:pPr>
             <w:r>
               <w:rPr>
@@ -6134,7 +6910,7 @@
           <w:p>
             <w:pPr>
               <w:pStyle w:val="Compact"/>
-              <w:jc w:val="left"/>
+              <w:jc w:val="center"/>
             </w:pPr>
             <w:r>
               <w:rPr>
@@ -6152,7 +6928,7 @@
           <w:p>
             <w:pPr>
               <w:pStyle w:val="Compact"/>
-              <w:jc w:val="left"/>
+              <w:jc w:val="center"/>
             </w:pPr>
             <w:r>
               <w:rPr>
@@ -6167,7 +6943,7 @@
           <w:p>
             <w:pPr>
               <w:pStyle w:val="Compact"/>
-              <w:jc w:val="left"/>
+              <w:jc w:val="center"/>
             </w:pPr>
             <w:r>
               <w:rPr>
@@ -6197,7 +6973,7 @@
           <w:p>
             <w:pPr>
               <w:pStyle w:val="Compact"/>
-              <w:jc w:val="left"/>
+              <w:jc w:val="center"/>
             </w:pPr>
             <w:r>
               <w:rPr>
@@ -6214,7 +6990,7 @@
           <w:p>
             <w:pPr>
               <w:pStyle w:val="Compact"/>
-              <w:jc w:val="left"/>
+              <w:jc w:val="center"/>
             </w:pPr>
             <w:r>
               <w:rPr>
@@ -6229,7 +7005,7 @@
           <w:p>
             <w:pPr>
               <w:pStyle w:val="Compact"/>
-              <w:jc w:val="left"/>
+              <w:jc w:val="center"/>
             </w:pPr>
             <w:r>
               <w:rPr>
@@ -6259,7 +7035,7 @@
           <w:p>
             <w:pPr>
               <w:pStyle w:val="Compact"/>
-              <w:jc w:val="left"/>
+              <w:jc w:val="center"/>
             </w:pPr>
             <w:r>
               <w:rPr>
@@ -6288,7 +7064,7 @@
           <w:p>
             <w:pPr>
               <w:pStyle w:val="Compact"/>
-              <w:jc w:val="left"/>
+              <w:jc w:val="center"/>
             </w:pPr>
             <w:r>
               <w:rPr>
@@ -6303,7 +7079,7 @@
           <w:p>
             <w:pPr>
               <w:pStyle w:val="Compact"/>
-              <w:jc w:val="left"/>
+              <w:jc w:val="center"/>
             </w:pPr>
             <w:r>
               <w:rPr>
@@ -6333,7 +7109,7 @@
           <w:p>
             <w:pPr>
               <w:pStyle w:val="Compact"/>
-              <w:jc w:val="left"/>
+              <w:jc w:val="center"/>
             </w:pPr>
             <w:r>
               <w:rPr>
@@ -6391,7 +7167,7 @@
           <w:p>
             <w:pPr>
               <w:pStyle w:val="Compact"/>
-              <w:jc w:val="left"/>
+              <w:jc w:val="center"/>
             </w:pPr>
             <w:r>
               <w:rPr>
@@ -6407,7 +7183,7 @@
           <w:p>
             <w:pPr>
               <w:pStyle w:val="Compact"/>
-              <w:jc w:val="left"/>
+              <w:jc w:val="center"/>
             </w:pPr>
             <w:r>
               <w:rPr>
@@ -6423,7 +7199,7 @@
           <w:p>
             <w:pPr>
               <w:pStyle w:val="Compact"/>
-              <w:jc w:val="left"/>
+              <w:jc w:val="center"/>
             </w:pPr>
             <w:r>
               <w:rPr>
@@ -6441,7 +7217,7 @@
           <w:p>
             <w:pPr>
               <w:pStyle w:val="Compact"/>
-              <w:jc w:val="left"/>
+              <w:jc w:val="center"/>
             </w:pPr>
             <w:r>
               <w:rPr>
@@ -6462,7 +7238,7 @@
           <w:p>
             <w:pPr>
               <w:pStyle w:val="Compact"/>
-              <w:jc w:val="left"/>
+              <w:jc w:val="center"/>
             </w:pPr>
             <w:r>
               <w:rPr>
@@ -6477,7 +7253,7 @@
           <w:p>
             <w:pPr>
               <w:pStyle w:val="Compact"/>
-              <w:jc w:val="left"/>
+              <w:jc w:val="center"/>
             </w:pPr>
             <w:r>
               <w:rPr>
@@ -6494,7 +7270,7 @@
           <w:p>
             <w:pPr>
               <w:pStyle w:val="Compact"/>
-              <w:jc w:val="left"/>
+              <w:jc w:val="center"/>
             </w:pPr>
             <w:r>
               <w:rPr>
@@ -6509,7 +7285,7 @@
           <w:p>
             <w:pPr>
               <w:pStyle w:val="Compact"/>
-              <w:jc w:val="left"/>
+              <w:jc w:val="center"/>
             </w:pPr>
             <w:r>
               <w:rPr>
@@ -6524,7 +7300,7 @@
           <w:p>
             <w:pPr>
               <w:pStyle w:val="Compact"/>
-              <w:jc w:val="left"/>
+              <w:jc w:val="center"/>
             </w:pPr>
             <w:r>
               <w:rPr>
@@ -6541,7 +7317,7 @@
           <w:p>
             <w:pPr>
               <w:pStyle w:val="Compact"/>
-              <w:jc w:val="left"/>
+              <w:jc w:val="center"/>
             </w:pPr>
             <w:r>
               <w:rPr>
@@ -6556,7 +7332,7 @@
           <w:p>
             <w:pPr>
               <w:pStyle w:val="Compact"/>
-              <w:jc w:val="left"/>
+              <w:jc w:val="center"/>
             </w:pPr>
             <w:r>
               <w:rPr>
@@ -6571,7 +7347,7 @@
           <w:p>
             <w:pPr>
               <w:pStyle w:val="Compact"/>
-              <w:jc w:val="left"/>
+              <w:jc w:val="center"/>
             </w:pPr>
             <w:r>
               <w:rPr>
@@ -6588,7 +7364,7 @@
           <w:p>
             <w:pPr>
               <w:pStyle w:val="Compact"/>
-              <w:jc w:val="left"/>
+              <w:jc w:val="center"/>
             </w:pPr>
             <w:r>
               <w:rPr>
@@ -6615,7 +7391,7 @@
           <w:p>
             <w:pPr>
               <w:pStyle w:val="Compact"/>
-              <w:jc w:val="left"/>
+              <w:jc w:val="center"/>
             </w:pPr>
             <w:r>
               <w:rPr>
@@ -6630,7 +7406,7 @@
           <w:p>
             <w:pPr>
               <w:pStyle w:val="Compact"/>
-              <w:jc w:val="left"/>
+              <w:jc w:val="center"/>
             </w:pPr>
             <w:r>
               <w:rPr>
@@ -6653,12 +7429,6 @@
         <w:pStyle w:val="BlockText"/>
       </w:pPr>
       <w:r>
-        <w:t xml:space="preserve">💡</w:t>
-      </w:r>
-      <w:r>
-        <w:t xml:space="preserve"> </w:t>
-      </w:r>
-      <w:r>
         <w:rPr>
           <w:rFonts w:hint="eastAsia" w:eastAsia="SimSun" w:ascii="Times New Roman" w:hAnsi="Times New Roman"/>
           <w:b/>
@@ -6725,9 +7495,9 @@
         </w:pict>
       </w:r>
     </w:p>
-    <w:bookmarkEnd w:id="22"/>
-    <w:bookmarkEnd w:id="23"/>
-    <w:bookmarkStart w:id="28" w:name="五卤素氧化物与含氧酸"/>
+    <w:bookmarkEnd w:id="37"/>
+    <w:bookmarkEnd w:id="38"/>
+    <w:bookmarkStart w:id="43" w:name="五卤素氧化物与含氧酸"/>
     <w:p>
       <w:pPr>
         <w:pStyle w:val="Heading2"/>
@@ -6739,7 +7509,7 @@
         <w:t xml:space="preserve">五、卤素氧化物与含氧酸</w:t>
       </w:r>
     </w:p>
-    <w:bookmarkStart w:id="24" w:name="氯的含氧酸体系"/>
+    <w:bookmarkStart w:id="39" w:name="氯的含氧酸体系"/>
     <w:p>
       <w:pPr>
         <w:pStyle w:val="Heading3"/>
@@ -6779,7 +7549,7 @@
           <w:p>
             <w:pPr>
               <w:pStyle w:val="Compact"/>
-              <w:jc w:val="left"/>
+              <w:jc w:val="center"/>
             </w:pPr>
             <w:r>
               <w:rPr>
@@ -6843,7 +7613,7 @@
           <w:p>
             <w:pPr>
               <w:pStyle w:val="Compact"/>
-              <w:jc w:val="left"/>
+              <w:jc w:val="center"/>
             </w:pPr>
             <w:r>
               <w:rPr>
@@ -6859,7 +7629,7 @@
           <w:p>
             <w:pPr>
               <w:pStyle w:val="Compact"/>
-              <w:jc w:val="left"/>
+              <w:jc w:val="center"/>
             </w:pPr>
             <w:r>
               <w:rPr>
@@ -6875,7 +7645,7 @@
           <w:p>
             <w:pPr>
               <w:pStyle w:val="Compact"/>
-              <w:jc w:val="left"/>
+              <w:jc w:val="center"/>
             </w:pPr>
             <w:r>
               <w:rPr>
@@ -6893,7 +7663,7 @@
           <w:p>
             <w:pPr>
               <w:pStyle w:val="Compact"/>
-              <w:jc w:val="left"/>
+              <w:jc w:val="center"/>
             </w:pPr>
             <w:r>
               <w:rPr>
@@ -6953,7 +7723,7 @@
           <w:p>
             <w:pPr>
               <w:pStyle w:val="Compact"/>
-              <w:jc w:val="left"/>
+              <w:jc w:val="center"/>
             </w:pPr>
             <w:r>
               <w:rPr>
@@ -6968,7 +7738,7 @@
           <w:p>
             <w:pPr>
               <w:pStyle w:val="Compact"/>
-              <w:jc w:val="left"/>
+              <w:jc w:val="center"/>
             </w:pPr>
             <w:r>
               <w:rPr>
@@ -6985,7 +7755,7 @@
           <w:p>
             <w:pPr>
               <w:pStyle w:val="Compact"/>
-              <w:jc w:val="left"/>
+              <w:jc w:val="center"/>
             </w:pPr>
             <w:r>
               <w:rPr>
@@ -7002,7 +7772,7 @@
           <w:p>
             <w:pPr>
               <w:pStyle w:val="Compact"/>
-              <w:jc w:val="left"/>
+              <w:jc w:val="center"/>
             </w:pPr>
             <w:r>
               <w:rPr>
@@ -7062,7 +7832,7 @@
           <w:p>
             <w:pPr>
               <w:pStyle w:val="Compact"/>
-              <w:jc w:val="left"/>
+              <w:jc w:val="center"/>
             </w:pPr>
             <w:r>
               <w:rPr>
@@ -7077,7 +7847,7 @@
           <w:p>
             <w:pPr>
               <w:pStyle w:val="Compact"/>
-              <w:jc w:val="left"/>
+              <w:jc w:val="center"/>
             </w:pPr>
             <w:r>
               <w:rPr>
@@ -7092,7 +7862,7 @@
           <w:p>
             <w:pPr>
               <w:pStyle w:val="Compact"/>
-              <w:jc w:val="left"/>
+              <w:jc w:val="center"/>
             </w:pPr>
             <w:r>
               <w:rPr>
@@ -7109,7 +7879,7 @@
           <w:p>
             <w:pPr>
               <w:pStyle w:val="Compact"/>
-              <w:jc w:val="left"/>
+              <w:jc w:val="center"/>
             </w:pPr>
             <w:r>
               <w:rPr>
@@ -7169,7 +7939,7 @@
           <w:p>
             <w:pPr>
               <w:pStyle w:val="Compact"/>
-              <w:jc w:val="left"/>
+              <w:jc w:val="center"/>
             </w:pPr>
             <w:r>
               <w:rPr>
@@ -7184,7 +7954,7 @@
           <w:p>
             <w:pPr>
               <w:pStyle w:val="Compact"/>
-              <w:jc w:val="left"/>
+              <w:jc w:val="center"/>
             </w:pPr>
             <w:r>
               <w:rPr>
@@ -7199,7 +7969,7 @@
           <w:p>
             <w:pPr>
               <w:pStyle w:val="Compact"/>
-              <w:jc w:val="left"/>
+              <w:jc w:val="center"/>
             </w:pPr>
             <w:r>
               <w:rPr>
@@ -7216,7 +7986,7 @@
           <w:p>
             <w:pPr>
               <w:pStyle w:val="Compact"/>
-              <w:jc w:val="left"/>
+              <w:jc w:val="center"/>
             </w:pPr>
             <w:r>
               <w:rPr>
@@ -7276,7 +8046,7 @@
           <w:p>
             <w:pPr>
               <w:pStyle w:val="Compact"/>
-              <w:jc w:val="left"/>
+              <w:jc w:val="center"/>
             </w:pPr>
             <w:r>
               <w:rPr>
@@ -7293,7 +8063,7 @@
           <w:p>
             <w:pPr>
               <w:pStyle w:val="Compact"/>
-              <w:jc w:val="left"/>
+              <w:jc w:val="center"/>
             </w:pPr>
             <w:r>
               <w:rPr>
@@ -7316,7 +8086,7 @@
           <w:p>
             <w:pPr>
               <w:pStyle w:val="Compact"/>
-              <w:jc w:val="left"/>
+              <w:jc w:val="center"/>
             </w:pPr>
             <w:r>
               <w:rPr>
@@ -7354,6 +8124,12 @@
       <m:oMathPara>
         <m:oMathParaPr>
           <m:jc m:val="center"/>
+          <m:ctrlPr>
+            <w:rPr>
+              <w:sz w:val="28"/>
+              <w:szCs w:val="28"/>
+            </w:rPr>
+          </m:ctrlPr>
         </m:oMathParaPr>
         <m:oMath>
           <m:r>
@@ -7557,12 +8333,6 @@
         <w:pStyle w:val="BlockText"/>
       </w:pPr>
       <w:r>
-        <w:t xml:space="preserve">💡</w:t>
-      </w:r>
-      <w:r>
-        <w:t xml:space="preserve"> </w:t>
-      </w:r>
-      <w:r>
         <w:rPr>
           <w:rFonts w:hint="eastAsia" w:eastAsia="SimSun" w:ascii="Times New Roman" w:hAnsi="Times New Roman"/>
           <w:b/>
@@ -7628,8 +8398,8 @@
         <w:t xml:space="preserve">（动力学）。</w:t>
       </w:r>
     </w:p>
-    <w:bookmarkEnd w:id="24"/>
-    <w:bookmarkStart w:id="25" w:name="其他卤素的含氧酸"/>
+    <w:bookmarkEnd w:id="39"/>
+    <w:bookmarkStart w:id="40" w:name="其他卤素的含氧酸"/>
     <w:p>
       <w:pPr>
         <w:pStyle w:val="Heading3"/>
@@ -7857,8 +8627,8 @@
         <w:t xml:space="preserve">HIO（同族从上到下稳定性递减）</w:t>
       </w:r>
     </w:p>
-    <w:bookmarkEnd w:id="25"/>
-    <w:bookmarkStart w:id="26" w:name="歧化反应"/>
+    <w:bookmarkEnd w:id="40"/>
+    <w:bookmarkStart w:id="41" w:name="歧化反应"/>
     <w:p>
       <w:pPr>
         <w:pStyle w:val="Heading3"/>
@@ -7986,12 +8756,6 @@
         <w:pStyle w:val="BlockText"/>
       </w:pPr>
       <w:r>
-        <w:t xml:space="preserve">💡</w:t>
-      </w:r>
-      <w:r>
-        <w:t xml:space="preserve"> </w:t>
-      </w:r>
-      <w:r>
         <w:rPr>
           <w:rFonts w:hint="eastAsia" w:eastAsia="SimSun" w:ascii="Times New Roman" w:hAnsi="Times New Roman"/>
           <w:b/>
@@ -8036,8 +8800,8 @@
         <w:t xml:space="preserve"> → 2Cl⁻ + ClO₃⁻。</w:t>
       </w:r>
     </w:p>
-    <w:bookmarkEnd w:id="26"/>
-    <w:bookmarkStart w:id="27" w:name="含氧酸酸性-氧化性递变图"/>
+    <w:bookmarkEnd w:id="41"/>
+    <w:bookmarkStart w:id="42" w:name="含氧酸酸性-氧化性递变图"/>
     <w:p>
       <w:pPr>
         <w:pStyle w:val="Heading3"/>
@@ -8386,9 +9150,9 @@
         </w:pict>
       </w:r>
     </w:p>
-    <w:bookmarkEnd w:id="27"/>
-    <w:bookmarkEnd w:id="28"/>
-    <w:bookmarkStart w:id="32" w:name="六方法总结与思维框架"/>
+    <w:bookmarkEnd w:id="42"/>
+    <w:bookmarkEnd w:id="43"/>
+    <w:bookmarkStart w:id="47" w:name="六方法总结与思维框架"/>
     <w:p>
       <w:pPr>
         <w:pStyle w:val="Heading2"/>
@@ -8400,7 +9164,7 @@
         <w:t xml:space="preserve">六、方法总结与思维框架</w:t>
       </w:r>
     </w:p>
-    <w:bookmarkStart w:id="29" w:name="卤素介质判定决策树"/>
+    <w:bookmarkStart w:id="44" w:name="卤素介质判定决策树"/>
     <w:p>
       <w:pPr>
         <w:pStyle w:val="Heading3"/>
@@ -8663,8 +9427,8 @@
         <w:t xml:space="preserve">K["F₂→不歧化，氧化"]</w:t>
       </w:r>
     </w:p>
-    <w:bookmarkEnd w:id="29"/>
-    <w:bookmarkStart w:id="30" w:name="卤素含氧酸规律口诀"/>
+    <w:bookmarkEnd w:id="44"/>
+    <w:bookmarkStart w:id="45" w:name="卤素含氧酸规律口诀"/>
     <w:p>
       <w:pPr>
         <w:pStyle w:val="Heading3"/>
@@ -8708,8 +9472,8 @@
         <w:t xml:space="preserve">热力稳来动力惰，对称越高越慢活。”</w:t>
       </w:r>
     </w:p>
-    <w:bookmarkEnd w:id="30"/>
-    <w:bookmarkStart w:id="31" w:name="卤素推断题四步法"/>
+    <w:bookmarkEnd w:id="45"/>
+    <w:bookmarkStart w:id="46" w:name="卤素推断题四步法"/>
     <w:p>
       <w:pPr>
         <w:pStyle w:val="Heading3"/>
@@ -8745,7 +9509,7 @@
           <w:p>
             <w:pPr>
               <w:pStyle w:val="Compact"/>
-              <w:jc w:val="left"/>
+              <w:jc w:val="center"/>
             </w:pPr>
             <w:r>
               <w:rPr>
@@ -8761,7 +9525,7 @@
           <w:p>
             <w:pPr>
               <w:pStyle w:val="Compact"/>
-              <w:jc w:val="left"/>
+              <w:jc w:val="center"/>
             </w:pPr>
             <w:r>
               <w:rPr>
@@ -8777,7 +9541,7 @@
           <w:p>
             <w:pPr>
               <w:pStyle w:val="Compact"/>
-              <w:jc w:val="left"/>
+              <w:jc w:val="center"/>
             </w:pPr>
             <w:r>
               <w:rPr>
@@ -8795,7 +9559,7 @@
           <w:p>
             <w:pPr>
               <w:pStyle w:val="Compact"/>
-              <w:jc w:val="left"/>
+              <w:jc w:val="center"/>
             </w:pPr>
             <w:r>
               <w:rPr>
@@ -8820,7 +9584,7 @@
           <w:p>
             <w:pPr>
               <w:pStyle w:val="Compact"/>
-              <w:jc w:val="left"/>
+              <w:jc w:val="center"/>
             </w:pPr>
             <w:r>
               <w:rPr>
@@ -8847,7 +9611,7 @@
           <w:p>
             <w:pPr>
               <w:pStyle w:val="Compact"/>
-              <w:jc w:val="left"/>
+              <w:jc w:val="center"/>
             </w:pPr>
             <w:r>
               <w:rPr>
@@ -8882,7 +9646,7 @@
           <w:p>
             <w:pPr>
               <w:pStyle w:val="Compact"/>
-              <w:jc w:val="left"/>
+              <w:jc w:val="center"/>
             </w:pPr>
             <w:r>
               <w:rPr>
@@ -8907,7 +9671,7 @@
           <w:p>
             <w:pPr>
               <w:pStyle w:val="Compact"/>
-              <w:jc w:val="left"/>
+              <w:jc w:val="center"/>
             </w:pPr>
             <w:r>
               <w:rPr>
@@ -8934,7 +9698,7 @@
           <w:p>
             <w:pPr>
               <w:pStyle w:val="Compact"/>
-              <w:jc w:val="left"/>
+              <w:jc w:val="center"/>
             </w:pPr>
             <w:r>
               <w:rPr>
@@ -8969,7 +9733,7 @@
           <w:p>
             <w:pPr>
               <w:pStyle w:val="Compact"/>
-              <w:jc w:val="left"/>
+              <w:jc w:val="center"/>
             </w:pPr>
             <w:r>
               <w:rPr>
@@ -8994,7 +9758,7 @@
           <w:p>
             <w:pPr>
               <w:pStyle w:val="Compact"/>
-              <w:jc w:val="left"/>
+              <w:jc w:val="center"/>
             </w:pPr>
             <w:r>
               <w:rPr>
@@ -9027,7 +9791,7 @@
           <w:p>
             <w:pPr>
               <w:pStyle w:val="Compact"/>
-              <w:jc w:val="left"/>
+              <w:jc w:val="center"/>
             </w:pPr>
             <w:r>
               <w:rPr>
@@ -9074,7 +9838,7 @@
           <w:p>
             <w:pPr>
               <w:pStyle w:val="Compact"/>
-              <w:jc w:val="left"/>
+              <w:jc w:val="center"/>
             </w:pPr>
             <w:r>
               <w:rPr>
@@ -9099,7 +9863,7 @@
           <w:p>
             <w:pPr>
               <w:pStyle w:val="Compact"/>
-              <w:jc w:val="left"/>
+              <w:jc w:val="center"/>
             </w:pPr>
             <w:r>
               <w:rPr>
@@ -9156,7 +9920,7 @@
           <w:p>
             <w:pPr>
               <w:pStyle w:val="Compact"/>
-              <w:jc w:val="left"/>
+              <w:jc w:val="center"/>
             </w:pPr>
             <w:r>
               <w:rPr>
@@ -9175,9 +9939,9 @@
         </w:pict>
       </w:r>
     </w:p>
-    <w:bookmarkEnd w:id="31"/>
-    <w:bookmarkEnd w:id="32"/>
-    <w:bookmarkStart w:id="39" w:name="七典型例题"/>
+    <w:bookmarkEnd w:id="46"/>
+    <w:bookmarkEnd w:id="47"/>
+    <w:bookmarkStart w:id="54" w:name="七典型例题"/>
     <w:p>
       <w:pPr>
         <w:pStyle w:val="Heading2"/>
@@ -9189,7 +9953,7 @@
         <w:t xml:space="preserve">七、典型例题</w:t>
       </w:r>
     </w:p>
-    <w:bookmarkStart w:id="33" w:name="例题-1卤素置换顺序"/>
+    <w:bookmarkStart w:id="48" w:name="例题-1卤素置换顺序"/>
     <w:p>
       <w:pPr>
         <w:pStyle w:val="Heading3"/>
@@ -9392,6 +10156,14 @@
         <w:t xml:space="preserve">（优先）：</w:t>
       </w:r>
       <m:oMath>
+        <m:oMathPr>
+          <m:ctrlPr>
+            <w:rPr>
+              <w:sz w:val="28"/>
+              <w:szCs w:val="28"/>
+            </w:rPr>
+          </m:ctrlPr>
+        </m:oMathPr>
         <m:r>
           <m:rPr>
             <m:sty m:val="p"/>
@@ -9555,6 +10327,14 @@
         <w:t xml:space="preserve">足量时）：</w:t>
       </w:r>
       <m:oMath>
+        <m:oMathPr>
+          <m:ctrlPr>
+            <w:rPr>
+              <w:sz w:val="28"/>
+              <w:szCs w:val="28"/>
+            </w:rPr>
+          </m:ctrlPr>
+        </m:oMathPr>
         <m:r>
           <m:rPr>
             <m:sty m:val="p"/>
@@ -9885,6 +10665,14 @@
         </w:numPr>
       </w:pPr>
       <m:oMath>
+        <m:oMathPr>
+          <m:ctrlPr>
+            <w:rPr>
+              <w:sz w:val="28"/>
+              <w:szCs w:val="28"/>
+            </w:rPr>
+          </m:ctrlPr>
+        </m:oMathPr>
         <m:sSup>
           <m:e>
             <m:r>
@@ -9995,6 +10783,14 @@
         </w:numPr>
       </w:pPr>
       <m:oMath>
+        <m:oMathPr>
+          <m:ctrlPr>
+            <w:rPr>
+              <w:sz w:val="28"/>
+              <w:szCs w:val="28"/>
+            </w:rPr>
+          </m:ctrlPr>
+        </m:oMathPr>
         <m:sSup>
           <m:e>
             <m:r>
@@ -10105,6 +10901,14 @@
         </w:numPr>
       </w:pPr>
       <m:oMath>
+        <m:oMathPr>
+          <m:ctrlPr>
+            <w:rPr>
+              <w:sz w:val="28"/>
+              <w:szCs w:val="28"/>
+            </w:rPr>
+          </m:ctrlPr>
+        </m:oMathPr>
         <m:sSup>
           <m:e>
             <m:r>
@@ -10268,8 +11072,8 @@
         </w:pict>
       </w:r>
     </w:p>
-    <w:bookmarkEnd w:id="33"/>
-    <w:bookmarkStart w:id="34" w:name="例题-2卤素歧化反应与电势图"/>
+    <w:bookmarkEnd w:id="48"/>
+    <w:bookmarkStart w:id="49" w:name="例题-2卤素歧化反应与电势图"/>
     <w:p>
       <w:pPr>
         <w:pStyle w:val="Heading3"/>
@@ -10512,6 +11316,14 @@
         </w:numPr>
       </w:pPr>
       <m:oMath>
+        <m:oMathPr>
+          <m:ctrlPr>
+            <w:rPr>
+              <w:sz w:val="28"/>
+              <w:szCs w:val="28"/>
+            </w:rPr>
+          </m:ctrlPr>
+        </m:oMathPr>
         <m:sSubSup>
           <m:e>
             <m:r>
@@ -10807,6 +11619,14 @@
         <w:t xml:space="preserve">离子方程式：</w:t>
       </w:r>
       <m:oMath>
+        <m:oMathPr>
+          <m:ctrlPr>
+            <w:rPr>
+              <w:sz w:val="28"/>
+              <w:szCs w:val="28"/>
+            </w:rPr>
+          </m:ctrlPr>
+        </m:oMathPr>
         <m:r>
           <m:rPr>
             <m:sty m:val="p"/>
@@ -11036,6 +11856,14 @@
         <w:t xml:space="preserve">：</w:t>
       </w:r>
       <m:oMath>
+        <m:oMathPr>
+          <m:ctrlPr>
+            <w:rPr>
+              <w:sz w:val="28"/>
+              <w:szCs w:val="28"/>
+            </w:rPr>
+          </m:ctrlPr>
+        </m:oMathPr>
         <m:r>
           <m:rPr>
             <m:sty m:val="p"/>
@@ -11292,8 +12120,8 @@
         </w:pict>
       </w:r>
     </w:p>
-    <w:bookmarkEnd w:id="34"/>
-    <w:bookmarkStart w:id="35" w:name="例题-3hf-反常酸性解释"/>
+    <w:bookmarkEnd w:id="49"/>
+    <w:bookmarkStart w:id="50" w:name="例题-3hf-反常酸性解释"/>
     <w:p>
       <w:pPr>
         <w:pStyle w:val="Heading3"/>
@@ -11566,7 +12394,7 @@
           <w:p>
             <w:pPr>
               <w:pStyle w:val="Compact"/>
-              <w:jc w:val="left"/>
+              <w:jc w:val="center"/>
             </w:pPr>
             <w:r>
               <w:rPr>
@@ -11632,7 +12460,7 @@
           <w:p>
             <w:pPr>
               <w:pStyle w:val="Compact"/>
-              <w:jc w:val="left"/>
+              <w:jc w:val="center"/>
             </w:pPr>
             <w:r>
               <w:rPr>
@@ -11726,7 +12554,7 @@
           <w:p>
             <w:pPr>
               <w:pStyle w:val="Compact"/>
-              <w:jc w:val="left"/>
+              <w:jc w:val="center"/>
             </w:pPr>
             <w:r>
               <w:rPr>
@@ -11818,7 +12646,7 @@
           <w:p>
             <w:pPr>
               <w:pStyle w:val="Compact"/>
-              <w:jc w:val="left"/>
+              <w:jc w:val="center"/>
             </w:pPr>
             <w:r>
               <w:rPr>
@@ -11946,8 +12774,8 @@
         </w:pict>
       </w:r>
     </w:p>
-    <w:bookmarkEnd w:id="35"/>
-    <w:bookmarkStart w:id="36" w:name="例题-4卤素互化物结构判断"/>
+    <w:bookmarkEnd w:id="50"/>
+    <w:bookmarkStart w:id="51" w:name="例题-4卤素互化物结构判断"/>
     <w:p>
       <w:pPr>
         <w:pStyle w:val="Heading3"/>
@@ -12559,8 +13387,8 @@
         </w:pict>
       </w:r>
     </w:p>
-    <w:bookmarkEnd w:id="36"/>
-    <w:bookmarkStart w:id="37" w:name="例题-5含氧酸综合比较"/>
+    <w:bookmarkEnd w:id="51"/>
+    <w:bookmarkStart w:id="52" w:name="例题-5含氧酸综合比较"/>
     <w:p>
       <w:pPr>
         <w:pStyle w:val="Heading3"/>
@@ -12718,7 +13546,7 @@
           <w:p>
             <w:pPr>
               <w:pStyle w:val="Compact"/>
-              <w:jc w:val="left"/>
+              <w:jc w:val="center"/>
             </w:pPr>
             <w:r>
               <w:rPr>
@@ -12773,7 +13601,7 @@
           <w:p>
             <w:pPr>
               <w:pStyle w:val="Compact"/>
-              <w:jc w:val="left"/>
+              <w:jc w:val="center"/>
             </w:pPr>
             <w:r>
               <w:rPr>
@@ -12789,7 +13617,7 @@
           <w:p>
             <w:pPr>
               <w:pStyle w:val="Compact"/>
-              <w:jc w:val="left"/>
+              <w:jc w:val="center"/>
             </w:pPr>
             <w:r>
               <w:rPr>
@@ -12830,7 +13658,7 @@
           <w:p>
             <w:pPr>
               <w:pStyle w:val="Compact"/>
-              <w:jc w:val="left"/>
+              <w:jc w:val="center"/>
             </w:pPr>
             <w:r>
               <w:rPr>
@@ -12875,7 +13703,7 @@
           <w:p>
             <w:pPr>
               <w:pStyle w:val="Compact"/>
-              <w:jc w:val="left"/>
+              <w:jc w:val="center"/>
             </w:pPr>
             <w:r>
               <w:rPr>
@@ -12890,7 +13718,7 @@
           <w:p>
             <w:pPr>
               <w:pStyle w:val="Compact"/>
-              <w:jc w:val="left"/>
+              <w:jc w:val="center"/>
             </w:pPr>
             <w:r>
               <w:rPr>
@@ -12922,7 +13750,7 @@
           <w:p>
             <w:pPr>
               <w:pStyle w:val="Compact"/>
-              <w:jc w:val="left"/>
+              <w:jc w:val="center"/>
             </w:pPr>
             <w:r>
               <w:rPr>
@@ -12967,7 +13795,7 @@
           <w:p>
             <w:pPr>
               <w:pStyle w:val="Compact"/>
-              <w:jc w:val="left"/>
+              <w:jc w:val="center"/>
             </w:pPr>
             <w:r>
               <w:rPr>
@@ -12982,7 +13810,7 @@
           <w:p>
             <w:pPr>
               <w:pStyle w:val="Compact"/>
-              <w:jc w:val="left"/>
+              <w:jc w:val="center"/>
             </w:pPr>
             <w:r>
               <w:rPr>
@@ -13014,7 +13842,7 @@
           <w:p>
             <w:pPr>
               <w:pStyle w:val="Compact"/>
-              <w:jc w:val="left"/>
+              <w:jc w:val="center"/>
             </w:pPr>
             <w:r>
               <w:rPr>
@@ -13059,7 +13887,7 @@
           <w:p>
             <w:pPr>
               <w:pStyle w:val="Compact"/>
-              <w:jc w:val="left"/>
+              <w:jc w:val="center"/>
             </w:pPr>
             <w:r>
               <w:rPr>
@@ -13074,7 +13902,7 @@
           <w:p>
             <w:pPr>
               <w:pStyle w:val="Compact"/>
-              <w:jc w:val="left"/>
+              <w:jc w:val="center"/>
             </w:pPr>
             <w:r>
               <w:rPr>
@@ -13317,8 +14145,8 @@
         </w:pict>
       </w:r>
     </w:p>
-    <w:bookmarkEnd w:id="37"/>
-    <w:bookmarkStart w:id="38" w:name="例题-6拟卤素类比推理"/>
+    <w:bookmarkEnd w:id="52"/>
+    <w:bookmarkStart w:id="53" w:name="例题-6拟卤素类比推理"/>
     <w:p>
       <w:pPr>
         <w:pStyle w:val="Heading3"/>
@@ -13559,6 +14387,12 @@
       <m:oMathPara>
         <m:oMathParaPr>
           <m:jc m:val="center"/>
+          <m:ctrlPr>
+            <w:rPr>
+              <w:sz w:val="28"/>
+              <w:szCs w:val="28"/>
+            </w:rPr>
+          </m:ctrlPr>
         </m:oMathParaPr>
         <m:oMath>
           <m:r>
@@ -13814,6 +14648,12 @@
       <m:oMathPara>
         <m:oMathParaPr>
           <m:jc m:val="center"/>
+          <m:ctrlPr>
+            <w:rPr>
+              <w:sz w:val="28"/>
+              <w:szCs w:val="28"/>
+            </w:rPr>
+          </m:ctrlPr>
         </m:oMathParaPr>
         <m:oMath>
           <m:r>
@@ -14038,9 +14878,9 @@
         </w:pict>
       </w:r>
     </w:p>
-    <w:bookmarkEnd w:id="38"/>
-    <w:bookmarkEnd w:id="39"/>
-    <w:bookmarkStart w:id="44" w:name="八核心速查卡"/>
+    <w:bookmarkEnd w:id="53"/>
+    <w:bookmarkEnd w:id="54"/>
+    <w:bookmarkStart w:id="59" w:name="八核心速查卡"/>
     <w:p>
       <w:pPr>
         <w:pStyle w:val="Heading2"/>
@@ -14052,7 +14892,7 @@
         <w:t xml:space="preserve">八、核心速查卡</w:t>
       </w:r>
     </w:p>
-    <w:bookmarkStart w:id="40" w:name="卤素单质性质总结"/>
+    <w:bookmarkStart w:id="55" w:name="卤素单质性质总结"/>
     <w:p>
       <w:pPr>
         <w:pStyle w:val="Heading3"/>
@@ -14088,7 +14928,7 @@
           <w:p>
             <w:pPr>
               <w:pStyle w:val="Compact"/>
-              <w:jc w:val="left"/>
+              <w:jc w:val="center"/>
             </w:pPr>
             <w:r>
               <w:rPr>
@@ -14134,7 +14974,7 @@
           <w:p>
             <w:pPr>
               <w:pStyle w:val="Compact"/>
-              <w:jc w:val="left"/>
+              <w:jc w:val="center"/>
             </w:pPr>
             <w:r>
               <w:rPr>
@@ -14152,7 +14992,7 @@
           <w:p>
             <w:pPr>
               <w:pStyle w:val="Compact"/>
-              <w:jc w:val="left"/>
+              <w:jc w:val="center"/>
             </w:pPr>
             <w:r>
               <w:rPr>
@@ -14194,7 +15034,7 @@
           <w:p>
             <w:pPr>
               <w:pStyle w:val="Compact"/>
-              <w:jc w:val="left"/>
+              <w:jc w:val="center"/>
             </w:pPr>
             <w:r>
               <w:rPr>
@@ -14211,7 +15051,7 @@
           <w:p>
             <w:pPr>
               <w:pStyle w:val="Compact"/>
-              <w:jc w:val="left"/>
+              <w:jc w:val="center"/>
             </w:pPr>
             <w:r>
               <w:rPr>
@@ -14253,7 +15093,7 @@
           <w:p>
             <w:pPr>
               <w:pStyle w:val="Compact"/>
-              <w:jc w:val="left"/>
+              <w:jc w:val="center"/>
             </w:pPr>
             <w:r>
               <w:rPr>
@@ -14270,7 +15110,7 @@
           <w:p>
             <w:pPr>
               <w:pStyle w:val="Compact"/>
-              <w:jc w:val="left"/>
+              <w:jc w:val="center"/>
             </w:pPr>
             <w:r>
               <w:rPr>
@@ -14312,7 +15152,7 @@
           <w:p>
             <w:pPr>
               <w:pStyle w:val="Compact"/>
-              <w:jc w:val="left"/>
+              <w:jc w:val="center"/>
             </w:pPr>
             <w:r>
               <w:rPr>
@@ -14341,7 +15181,7 @@
           <w:p>
             <w:pPr>
               <w:pStyle w:val="Compact"/>
-              <w:jc w:val="left"/>
+              <w:jc w:val="center"/>
             </w:pPr>
             <w:r>
               <w:rPr>
@@ -14389,7 +15229,7 @@
           <w:p>
             <w:pPr>
               <w:pStyle w:val="Compact"/>
-              <w:jc w:val="left"/>
+              <w:jc w:val="center"/>
             </w:pPr>
             <w:r>
               <w:rPr>
@@ -14412,7 +15252,7 @@
           <w:p>
             <w:pPr>
               <w:pStyle w:val="Compact"/>
-              <w:jc w:val="left"/>
+              <w:jc w:val="center"/>
             </w:pPr>
             <w:r>
               <w:rPr>
@@ -14460,7 +15300,7 @@
           <w:p>
             <w:pPr>
               <w:pStyle w:val="Compact"/>
-              <w:jc w:val="left"/>
+              <w:jc w:val="center"/>
             </w:pPr>
             <w:r>
               <w:rPr>
@@ -14478,8 +15318,8 @@
         </w:tc>
       </w:tr>
     </w:tbl>
-    <w:bookmarkEnd w:id="40"/>
-    <w:bookmarkStart w:id="41" w:name="常见卤素互化物-vsepr-速查"/>
+    <w:bookmarkEnd w:id="55"/>
+    <w:bookmarkStart w:id="56" w:name="常见卤素互化物-vsepr-速查"/>
     <w:p>
       <w:pPr>
         <w:pStyle w:val="Heading3"/>
@@ -14526,7 +15366,7 @@
           <w:p>
             <w:pPr>
               <w:pStyle w:val="Compact"/>
-              <w:jc w:val="left"/>
+              <w:jc w:val="center"/>
             </w:pPr>
             <w:r>
               <w:rPr>
@@ -14631,7 +15471,7 @@
           <w:p>
             <w:pPr>
               <w:pStyle w:val="Compact"/>
-              <w:jc w:val="left"/>
+              <w:jc w:val="center"/>
             </w:pPr>
             <w:r>
               <w:rPr>
@@ -14729,7 +15569,7 @@
           <w:p>
             <w:pPr>
               <w:pStyle w:val="Compact"/>
-              <w:jc w:val="left"/>
+              <w:jc w:val="center"/>
             </w:pPr>
             <w:r>
               <w:rPr>
@@ -14821,7 +15661,7 @@
           <w:p>
             <w:pPr>
               <w:pStyle w:val="Compact"/>
-              <w:jc w:val="left"/>
+              <w:jc w:val="center"/>
             </w:pPr>
             <w:r>
               <w:rPr>
@@ -14913,7 +15753,7 @@
           <w:p>
             <w:pPr>
               <w:pStyle w:val="Compact"/>
-              <w:jc w:val="left"/>
+              <w:jc w:val="center"/>
             </w:pPr>
             <w:r>
               <w:rPr>
@@ -15011,7 +15851,7 @@
           <w:p>
             <w:pPr>
               <w:pStyle w:val="Compact"/>
-              <w:jc w:val="left"/>
+              <w:jc w:val="center"/>
             </w:pPr>
             <w:r>
               <w:rPr>
@@ -15098,8 +15938,8 @@
         </w:tc>
       </w:tr>
     </w:tbl>
-    <w:bookmarkEnd w:id="41"/>
-    <w:bookmarkStart w:id="42" w:name="拟卤素速查"/>
+    <w:bookmarkEnd w:id="56"/>
+    <w:bookmarkStart w:id="57" w:name="拟卤素速查"/>
     <w:p>
       <w:pPr>
         <w:pStyle w:val="Heading3"/>
@@ -15133,7 +15973,7 @@
           <w:p>
             <w:pPr>
               <w:pStyle w:val="Compact"/>
-              <w:jc w:val="left"/>
+              <w:jc w:val="center"/>
             </w:pPr>
             <w:r>
               <w:rPr>
@@ -15149,7 +15989,7 @@
           <w:p>
             <w:pPr>
               <w:pStyle w:val="Compact"/>
-              <w:jc w:val="left"/>
+              <w:jc w:val="center"/>
             </w:pPr>
             <w:r>
               <w:rPr>
@@ -15167,7 +16007,7 @@
           <w:p>
             <w:pPr>
               <w:pStyle w:val="Compact"/>
-              <w:jc w:val="left"/>
+              <w:jc w:val="center"/>
             </w:pPr>
             <w:r>
               <w:rPr>
@@ -15188,7 +16028,7 @@
           <w:p>
             <w:pPr>
               <w:pStyle w:val="Compact"/>
-              <w:jc w:val="left"/>
+              <w:jc w:val="center"/>
             </w:pPr>
             <w:r>
               <w:rPr>
@@ -15211,7 +16051,7 @@
           <w:p>
             <w:pPr>
               <w:pStyle w:val="Compact"/>
-              <w:jc w:val="left"/>
+              <w:jc w:val="center"/>
             </w:pPr>
             <w:r>
               <w:rPr>
@@ -15232,7 +16072,7 @@
           <w:p>
             <w:pPr>
               <w:pStyle w:val="Compact"/>
-              <w:jc w:val="left"/>
+              <w:jc w:val="center"/>
             </w:pPr>
             <w:r>
               <w:rPr>
@@ -15255,7 +16095,7 @@
           <w:p>
             <w:pPr>
               <w:pStyle w:val="Compact"/>
-              <w:jc w:val="left"/>
+              <w:jc w:val="center"/>
             </w:pPr>
             <w:r>
               <w:rPr>
@@ -15270,7 +16110,7 @@
           <w:p>
             <w:pPr>
               <w:pStyle w:val="Compact"/>
-              <w:jc w:val="left"/>
+              <w:jc w:val="center"/>
             </w:pPr>
             <w:r>
               <w:rPr>
@@ -15300,8 +16140,8 @@
         </w:tc>
       </w:tr>
     </w:tbl>
-    <w:bookmarkEnd w:id="42"/>
-    <w:bookmarkStart w:id="43" w:name="元素电势图歧化判断流程"/>
+    <w:bookmarkEnd w:id="57"/>
+    <w:bookmarkStart w:id="58" w:name="元素电势图歧化判断流程"/>
     <w:p>
       <w:pPr>
         <w:pStyle w:val="Heading3"/>
@@ -15388,9 +16228,9 @@
         </w:pict>
       </w:r>
     </w:p>
-    <w:bookmarkEnd w:id="43"/>
-    <w:bookmarkEnd w:id="44"/>
-    <w:bookmarkStart w:id="48" w:name="练习题"/>
+    <w:bookmarkEnd w:id="58"/>
+    <w:bookmarkEnd w:id="59"/>
+    <w:bookmarkStart w:id="63" w:name="练习题"/>
     <w:p>
       <w:pPr>
         <w:pStyle w:val="Heading2"/>
@@ -15402,7 +16242,7 @@
         <w:t xml:space="preserve">练习题</w:t>
       </w:r>
     </w:p>
-    <w:bookmarkStart w:id="45" w:name="基础巩固"/>
+    <w:bookmarkStart w:id="60" w:name="基础巩固"/>
     <w:p>
       <w:pPr>
         <w:pStyle w:val="Heading3"/>
@@ -15606,8 +16446,8 @@
         <w:t xml:space="preserve">写出两种拟卤素及其对应酸的化学式。</w:t>
       </w:r>
     </w:p>
-    <w:bookmarkEnd w:id="45"/>
-    <w:bookmarkStart w:id="46" w:name="提高训练"/>
+    <w:bookmarkEnd w:id="60"/>
+    <w:bookmarkStart w:id="61" w:name="提高训练"/>
     <w:p>
       <w:pPr>
         <w:pStyle w:val="Heading3"/>
@@ -15862,8 +16702,8 @@
         <w:t xml:space="preserve">必须用熔盐电解法？写出相关的电极反应方程式。</w:t>
       </w:r>
     </w:p>
-    <w:bookmarkEnd w:id="46"/>
-    <w:bookmarkStart w:id="47" w:name="参考答案"/>
+    <w:bookmarkEnd w:id="61"/>
+    <w:bookmarkStart w:id="62" w:name="参考答案"/>
     <w:p>
       <w:pPr>
         <w:pStyle w:val="Heading3"/>
@@ -17272,9 +18112,9 @@
         <w:t xml:space="preserve">不可能先被氧化</w:t>
       </w:r>
     </w:p>
-    <w:bookmarkEnd w:id="47"/>
-    <w:bookmarkEnd w:id="48"/>
-    <w:bookmarkEnd w:id="49"/>
+    <w:bookmarkEnd w:id="62"/>
+    <w:bookmarkEnd w:id="63"/>
+    <w:bookmarkEnd w:id="64"/>
     <w:sectPr>
       <w:footerReference w:type="default" r:id="rId9"/>
       <w:footnotePr>

--- a/06-学生侧材料/讲义/2026-06-23-卤族元素.docx
+++ b/06-学生侧材料/讲义/2026-06-23-卤族元素.docx
@@ -1234,14 +1234,14 @@
     </w:p>
     <w:p>
       <w:pPr>
-        <w:pStyle w:val="BlockText"/>
+        <w:pStyle w:val="BodyText"/>
       </w:pPr>
       <w:r>
         <w:rPr>
           <w:b/>
           <w:bCs/>
         </w:rPr>
-        <w:t xml:space="preserve">F₂ </w:t>
+        <w:t xml:space="preserve">💡 F₂ </w:t>
       </w:r>
       <w:r>
         <w:rPr>
@@ -3041,8 +3041,11 @@
     </w:p>
     <w:p>
       <w:pPr>
-        <w:pStyle w:val="BlockText"/>
-      </w:pPr>
+        <w:pStyle w:val="BodyText"/>
+      </w:pPr>
+      <w:r>
+        <w:t xml:space="preserve">💡 </w:t>
+      </w:r>
       <w:r>
         <w:rPr>
           <w:rFonts w:hint="eastAsia" w:eastAsia="SimSun" w:ascii="Times New Roman" w:hAnsi="Times New Roman"/>
@@ -5324,8 +5327,15 @@
     </w:tbl>
     <w:p>
       <w:pPr>
-        <w:pStyle w:val="BlockText"/>
-      </w:pPr>
+        <w:pStyle w:val="BodyText"/>
+      </w:pPr>
+      <w:r>
+        <w:rPr>
+          <w:b/>
+          <w:bCs/>
+        </w:rPr>
+        <w:t xml:space="preserve">💡 </w:t>
+      </w:r>
       <w:r>
         <w:rPr>
           <w:rFonts w:hint="eastAsia" w:eastAsia="SimSun" w:ascii="Times New Roman" w:hAnsi="Times New Roman"/>
@@ -5682,13 +5692,14 @@
     </w:tbl>
     <w:p>
       <w:pPr>
-        <w:pStyle w:val="BlockText"/>
-      </w:pPr>
-      <w:r>
-        <w:t xml:space="preserve">📝</w:t>
-      </w:r>
-      <w:r>
-        <w:t xml:space="preserve"> </w:t>
+        <w:pStyle w:val="BodyText"/>
+      </w:pPr>
+      <w:r>
+        <w:rPr>
+          <w:b/>
+          <w:bCs/>
+        </w:rPr>
+        <w:t xml:space="preserve">📝 </w:t>
       </w:r>
       <w:r>
         <w:rPr>
@@ -6631,8 +6642,14 @@
     </w:p>
     <w:p>
       <w:pPr>
-        <w:pStyle w:val="BlockText"/>
-      </w:pPr>
+        <w:pStyle w:val="BodyText"/>
+      </w:pPr>
+      <w:r>
+        <w:t xml:space="preserve">⚠️</w:t>
+      </w:r>
+      <w:r>
+        <w:t xml:space="preserve"> </w:t>
+      </w:r>
       <w:r>
         <w:rPr>
           <w:rFonts w:hint="eastAsia" w:eastAsia="SimSun" w:ascii="Times New Roman" w:hAnsi="Times New Roman"/>
@@ -6727,7 +6744,7 @@
     </w:p>
     <w:p>
       <w:pPr>
-        <w:pStyle w:val="FirstParagraph"/>
+        <w:pStyle w:val="BodyText"/>
       </w:pPr>
       <w:r>
         <w:rPr>
@@ -7426,8 +7443,15 @@
     </w:tbl>
     <w:p>
       <w:pPr>
-        <w:pStyle w:val="BlockText"/>
-      </w:pPr>
+        <w:pStyle w:val="BodyText"/>
+      </w:pPr>
+      <w:r>
+        <w:rPr>
+          <w:b/>
+          <w:bCs/>
+        </w:rPr>
+        <w:t xml:space="preserve">💡 </w:t>
+      </w:r>
       <w:r>
         <w:rPr>
           <w:rFonts w:hint="eastAsia" w:eastAsia="SimSun" w:ascii="Times New Roman" w:hAnsi="Times New Roman"/>
@@ -8330,8 +8354,15 @@
     </w:p>
     <w:p>
       <w:pPr>
-        <w:pStyle w:val="BlockText"/>
-      </w:pPr>
+        <w:pStyle w:val="BodyText"/>
+      </w:pPr>
+      <w:r>
+        <w:rPr>
+          <w:b/>
+          <w:bCs/>
+        </w:rPr>
+        <w:t xml:space="preserve">💡 </w:t>
+      </w:r>
       <w:r>
         <w:rPr>
           <w:rFonts w:hint="eastAsia" w:eastAsia="SimSun" w:ascii="Times New Roman" w:hAnsi="Times New Roman"/>
@@ -8753,8 +8784,15 @@
     </w:p>
     <w:p>
       <w:pPr>
-        <w:pStyle w:val="BlockText"/>
-      </w:pPr>
+        <w:pStyle w:val="BodyText"/>
+      </w:pPr>
+      <w:r>
+        <w:rPr>
+          <w:b/>
+          <w:bCs/>
+        </w:rPr>
+        <w:t xml:space="preserve">💡 </w:t>
+      </w:r>
       <w:r>
         <w:rPr>
           <w:rFonts w:hint="eastAsia" w:eastAsia="SimSun" w:ascii="Times New Roman" w:hAnsi="Times New Roman"/>
